--- a/docassemble/MLHDivorceAndCustody/data/templates/testimony_script.docx
+++ b/docassemble/MLHDivorceAndCustody/data/templates/testimony_script.docx
@@ -138,6 +138,9 @@
       <w:r>
         <w:t xml:space="preserve"> if </w:t>
       </w:r>
+      <w:r>
+        <w:t>(</w:t>
+      </w:r>
       <w:proofErr w:type="spellStart"/>
       <w:r>
         <w:t>tool_ID</w:t>
@@ -152,7 +155,35 @@
       </w:r>
       <w:proofErr w:type="spellEnd"/>
       <w:r>
-        <w:t>” and not (</w:t>
+        <w:t>”</w:t>
+      </w:r>
+      <w:r>
+        <w:t xml:space="preserve"> or (</w:t>
+      </w:r>
+      <w:proofErr w:type="spellStart"/>
+      <w:r>
+        <w:t>tool_ID</w:t>
+      </w:r>
+      <w:proofErr w:type="spellEnd"/>
+      <w:r>
+        <w:t xml:space="preserve"> == “</w:t>
+      </w:r>
+      <w:proofErr w:type="spellStart"/>
+      <w:r>
+        <w:t>divorce_complaint</w:t>
+      </w:r>
+      <w:proofErr w:type="spellEnd"/>
+      <w:r>
+        <w:t>”</w:t>
+      </w:r>
+      <w:r>
+        <w:t xml:space="preserve"> </w:t>
+      </w:r>
+      <w:r>
+        <w:t xml:space="preserve">and returning_to_finalize)) </w:t>
+      </w:r>
+      <w:r>
+        <w:t>and not (</w:t>
       </w:r>
       <w:r>
         <w:t xml:space="preserve">party_lived_6_months_MI['user'] and </w:t>
@@ -582,6 +613,9 @@
       <w:r>
         <w:t>(</w:t>
       </w:r>
+      <w:r>
+        <w:t>(</w:t>
+      </w:r>
       <w:proofErr w:type="spellStart"/>
       <w:r>
         <w:t>tool_ID</w:t>
@@ -596,7 +630,29 @@
       </w:r>
       <w:proofErr w:type="spellEnd"/>
       <w:r>
-        <w:t xml:space="preserve">” and </w:t>
+        <w:t xml:space="preserve">” </w:t>
+      </w:r>
+      <w:r>
+        <w:t>or (</w:t>
+      </w:r>
+      <w:proofErr w:type="spellStart"/>
+      <w:r>
+        <w:t>tool_ID</w:t>
+      </w:r>
+      <w:proofErr w:type="spellEnd"/>
+      <w:r>
+        <w:t xml:space="preserve"> == “</w:t>
+      </w:r>
+      <w:proofErr w:type="spellStart"/>
+      <w:r>
+        <w:t>divorce_complaint</w:t>
+      </w:r>
+      <w:proofErr w:type="spellEnd"/>
+      <w:r>
+        <w:t xml:space="preserve">” and returning_to_finalize)) </w:t>
+      </w:r>
+      <w:r>
+        <w:t xml:space="preserve">and </w:t>
       </w:r>
       <w:r>
         <w:t xml:space="preserve">party_lived_6_months_MI['user'] and </w:t>
@@ -626,7 +682,25 @@
       </w:r>
       <w:proofErr w:type="spellEnd"/>
       <w:r>
-        <w:t xml:space="preserve">” and </w:t>
+        <w:t xml:space="preserve">” </w:t>
+      </w:r>
+      <w:r>
+        <w:t>and not returning</w:t>
+      </w:r>
+      <w:r>
+        <w:t>_</w:t>
+      </w:r>
+      <w:r>
+        <w:t>to</w:t>
+      </w:r>
+      <w:r>
+        <w:t>_</w:t>
+      </w:r>
+      <w:r>
+        <w:t xml:space="preserve">finalize </w:t>
+      </w:r>
+      <w:r>
+        <w:t xml:space="preserve">and </w:t>
       </w:r>
       <w:proofErr w:type="spellStart"/>
       <w:r>
@@ -659,6 +733,9 @@
       <w:r>
         <w:t xml:space="preserve"> (</w:t>
       </w:r>
+      <w:r>
+        <w:t>(</w:t>
+      </w:r>
       <w:proofErr w:type="spellStart"/>
       <w:r>
         <w:t>tool_ID</w:t>
@@ -673,7 +750,29 @@
       </w:r>
       <w:proofErr w:type="spellEnd"/>
       <w:r>
-        <w:t xml:space="preserve">” and </w:t>
+        <w:t xml:space="preserve">” </w:t>
+      </w:r>
+      <w:r>
+        <w:t>or (</w:t>
+      </w:r>
+      <w:proofErr w:type="spellStart"/>
+      <w:r>
+        <w:t>tool_ID</w:t>
+      </w:r>
+      <w:proofErr w:type="spellEnd"/>
+      <w:r>
+        <w:t xml:space="preserve"> == “</w:t>
+      </w:r>
+      <w:proofErr w:type="spellStart"/>
+      <w:r>
+        <w:t>divorce_complaint</w:t>
+      </w:r>
+      <w:proofErr w:type="spellEnd"/>
+      <w:r>
+        <w:t xml:space="preserve">” and returning_to_finalize)) </w:t>
+      </w:r>
+      <w:r>
+        <w:t xml:space="preserve">and </w:t>
       </w:r>
       <w:r>
         <w:t>party_lived_6_months_MI[</w:t>
@@ -694,6 +793,7 @@
       </w:r>
       <w:proofErr w:type="spellStart"/>
       <w:r>
+        <w:lastRenderedPageBreak/>
         <w:t>party_ten_days_in_county</w:t>
       </w:r>
       <w:proofErr w:type="spellEnd"/>
@@ -725,7 +825,13 @@
       </w:r>
       <w:proofErr w:type="spellEnd"/>
       <w:r>
-        <w:t>” and</w:t>
+        <w:t>”</w:t>
+      </w:r>
+      <w:r>
+        <w:t xml:space="preserve"> and not returning_to_finalize</w:t>
+      </w:r>
+      <w:r>
+        <w:t xml:space="preserve"> and</w:t>
       </w:r>
       <w:r>
         <w:t xml:space="preserve"> </w:t>
@@ -774,30 +880,6 @@
           <w:iCs/>
         </w:rPr>
         <w:t xml:space="preserve">“I” </w:t>
-      </w:r>
-      <w:r>
-        <w:rPr>
-          <w:b/>
-          <w:bCs/>
-          <w:i/>
-          <w:iCs/>
-        </w:rPr>
-        <w:lastRenderedPageBreak/>
-        <w:t>or</w:t>
-      </w:r>
-      <w:r>
-        <w:rPr>
-          <w:i/>
-          <w:iCs/>
-        </w:rPr>
-        <w:t xml:space="preserve"> “My spouse”</w:t>
-      </w:r>
-      <w:r>
-        <w:rPr>
-          <w:i/>
-          <w:iCs/>
-        </w:rPr>
-        <w:t xml:space="preserve"> </w:t>
       </w:r>
       <w:r>
         <w:rPr>
@@ -813,6 +895,29 @@
           <w:i/>
           <w:iCs/>
         </w:rPr>
+        <w:t xml:space="preserve"> “My spouse”</w:t>
+      </w:r>
+      <w:r>
+        <w:rPr>
+          <w:i/>
+          <w:iCs/>
+        </w:rPr>
+        <w:t xml:space="preserve"> </w:t>
+      </w:r>
+      <w:r>
+        <w:rPr>
+          <w:b/>
+          <w:bCs/>
+          <w:i/>
+          <w:iCs/>
+        </w:rPr>
+        <w:t>or</w:t>
+      </w:r>
+      <w:r>
+        <w:rPr>
+          <w:i/>
+          <w:iCs/>
+        </w:rPr>
         <w:t xml:space="preserve"> “Both spouses”</w:t>
       </w:r>
       <w:r>
@@ -1591,226 +1696,143 @@
           <w:numId w:val="1"/>
         </w:numPr>
       </w:pPr>
-      <w:proofErr w:type="gramStart"/>
       <w:r>
         <w:t xml:space="preserve">{{ </w:t>
       </w:r>
       <w:proofErr w:type="spellStart"/>
       <w:r>
-        <w:t>child.name</w:t>
-      </w:r>
-      <w:proofErr w:type="gramEnd"/>
+        <w:t>child.name.full</w:t>
+      </w:r>
+      <w:proofErr w:type="spellEnd"/>
+      <w:r>
+        <w:t>() }}</w:t>
+      </w:r>
+      <w:r>
+        <w:t xml:space="preserve">, </w:t>
+      </w:r>
+      <w:r>
+        <w:t xml:space="preserve">{% if </w:t>
+      </w:r>
+      <w:proofErr w:type="spellStart"/>
+      <w:r>
+        <w:t>child.</w:t>
+      </w:r>
+      <w:r>
+        <w:t>age_in_</w:t>
+      </w:r>
+      <w:r>
+        <w:t>months</w:t>
+      </w:r>
+      <w:proofErr w:type="spellEnd"/>
+      <w:r>
+        <w:t xml:space="preserve">() </w:t>
+      </w:r>
+      <w:r>
+        <w:t xml:space="preserve">&lt; 1 %}newborn.{% </w:t>
+      </w:r>
+      <w:proofErr w:type="spellStart"/>
+      <w:r>
+        <w:t>elif</w:t>
+      </w:r>
+      <w:proofErr w:type="spellEnd"/>
+      <w:r>
+        <w:t xml:space="preserve"> </w:t>
+      </w:r>
+      <w:proofErr w:type="spellStart"/>
+      <w:r>
+        <w:t>child.</w:t>
+      </w:r>
+      <w:r>
+        <w:t>age_in_</w:t>
+      </w:r>
+      <w:r>
+        <w:t>months</w:t>
+      </w:r>
+      <w:proofErr w:type="spellEnd"/>
+      <w:r>
+        <w:t>()</w:t>
+      </w:r>
+      <w:r>
+        <w:t xml:space="preserve"> == </w:t>
+      </w:r>
+      <w:r>
+        <w:t>1 %}</w:t>
+      </w:r>
+      <w:r>
+        <w:t xml:space="preserve">1 </w:t>
+      </w:r>
+      <w:r>
+        <w:t>month</w:t>
+      </w:r>
+      <w:r>
+        <w:t xml:space="preserve">.{% </w:t>
+      </w:r>
+      <w:proofErr w:type="spellStart"/>
+      <w:r>
+        <w:t>elif</w:t>
+      </w:r>
+      <w:proofErr w:type="spellEnd"/>
+      <w:r>
+        <w:t xml:space="preserve"> </w:t>
+      </w:r>
+      <w:proofErr w:type="spellStart"/>
+      <w:r>
+        <w:t>child.</w:t>
+      </w:r>
+      <w:r>
+        <w:t>age_in_years</w:t>
+      </w:r>
+      <w:proofErr w:type="spellEnd"/>
+      <w:r>
+        <w:t>()</w:t>
+      </w:r>
+      <w:r>
+        <w:t xml:space="preserve"> &lt; </w:t>
+      </w:r>
+      <w:proofErr w:type="gramStart"/>
+      <w:r>
+        <w:t>1 %}{{</w:t>
+      </w:r>
+      <w:proofErr w:type="gramEnd"/>
+      <w:r>
+        <w:t xml:space="preserve"> </w:t>
+      </w:r>
+      <w:proofErr w:type="spellStart"/>
+      <w:r>
+        <w:t>child.age_in_months</w:t>
+      </w:r>
+      <w:proofErr w:type="spellEnd"/>
+      <w:r>
+        <w:t>() }} months</w:t>
+      </w:r>
       <w:r>
         <w:t>.</w:t>
       </w:r>
-      <w:proofErr w:type="gramStart"/>
-      <w:r>
-        <w:t>full</w:t>
-      </w:r>
-      <w:proofErr w:type="spellEnd"/>
-      <w:r>
-        <w:t>() }</w:t>
-      </w:r>
-      <w:proofErr w:type="gramEnd"/>
-      <w:r>
-        <w:t>}</w:t>
-      </w:r>
-      <w:proofErr w:type="gramStart"/>
-      <w:r>
-        <w:t xml:space="preserve">, </w:t>
-      </w:r>
-      <w:r>
-        <w:t>{%</w:t>
-      </w:r>
-      <w:proofErr w:type="gramEnd"/>
-      <w:r>
-        <w:t xml:space="preserve"> if </w:t>
-      </w:r>
-      <w:proofErr w:type="spellStart"/>
-      <w:r>
-        <w:t>child.</w:t>
-      </w:r>
-      <w:r>
-        <w:t>age_in_</w:t>
-      </w:r>
-      <w:proofErr w:type="gramStart"/>
-      <w:r>
-        <w:t>months</w:t>
-      </w:r>
-      <w:proofErr w:type="spellEnd"/>
-      <w:r>
-        <w:t>(</w:t>
-      </w:r>
-      <w:proofErr w:type="gramEnd"/>
-      <w:r>
-        <w:t xml:space="preserve">) </w:t>
-      </w:r>
-      <w:r>
-        <w:t xml:space="preserve">&lt; 1 </w:t>
-      </w:r>
-      <w:proofErr w:type="gramStart"/>
-      <w:r>
-        <w:t>%}newborn.{</w:t>
-      </w:r>
-      <w:proofErr w:type="gramEnd"/>
-      <w:r>
-        <w:t xml:space="preserve">% </w:t>
-      </w:r>
-      <w:proofErr w:type="spellStart"/>
-      <w:r>
-        <w:t>elif</w:t>
-      </w:r>
-      <w:proofErr w:type="spellEnd"/>
-      <w:r>
-        <w:t xml:space="preserve"> </w:t>
-      </w:r>
-      <w:proofErr w:type="spellStart"/>
-      <w:r>
-        <w:t>child.</w:t>
-      </w:r>
-      <w:r>
-        <w:t>age_in_</w:t>
-      </w:r>
-      <w:proofErr w:type="gramStart"/>
-      <w:r>
-        <w:t>months</w:t>
-      </w:r>
-      <w:proofErr w:type="spellEnd"/>
-      <w:r>
-        <w:t>(</w:t>
-      </w:r>
-      <w:proofErr w:type="gramEnd"/>
-      <w:r>
-        <w:t>)</w:t>
-      </w:r>
-      <w:r>
-        <w:t xml:space="preserve"> == </w:t>
-      </w:r>
-      <w:proofErr w:type="gramStart"/>
-      <w:r>
-        <w:t>1 %}</w:t>
-      </w:r>
-      <w:proofErr w:type="gramEnd"/>
-      <w:r>
-        <w:t xml:space="preserve">1 </w:t>
-      </w:r>
-      <w:proofErr w:type="gramStart"/>
-      <w:r>
-        <w:t>month</w:t>
-      </w:r>
-      <w:r>
-        <w:t>.{</w:t>
-      </w:r>
-      <w:proofErr w:type="gramEnd"/>
-      <w:r>
-        <w:t xml:space="preserve">% </w:t>
-      </w:r>
-      <w:proofErr w:type="spellStart"/>
-      <w:r>
-        <w:t>elif</w:t>
-      </w:r>
-      <w:proofErr w:type="spellEnd"/>
-      <w:r>
-        <w:t xml:space="preserve"> </w:t>
-      </w:r>
-      <w:proofErr w:type="spellStart"/>
-      <w:r>
-        <w:t>child.</w:t>
-      </w:r>
-      <w:r>
-        <w:t>age_in_</w:t>
-      </w:r>
-      <w:proofErr w:type="gramStart"/>
-      <w:r>
-        <w:t>years</w:t>
-      </w:r>
-      <w:proofErr w:type="spellEnd"/>
-      <w:r>
-        <w:t>(</w:t>
-      </w:r>
-      <w:proofErr w:type="gramEnd"/>
-      <w:r>
-        <w:t>)</w:t>
-      </w:r>
-      <w:r>
-        <w:t xml:space="preserve"> &lt; </w:t>
-      </w:r>
-      <w:r>
-        <w:t xml:space="preserve">1 </w:t>
-      </w:r>
-      <w:proofErr w:type="gramStart"/>
-      <w:r>
-        <w:t xml:space="preserve">%}{{ </w:t>
-      </w:r>
-      <w:proofErr w:type="spellStart"/>
-      <w:r>
-        <w:t>child.age</w:t>
-      </w:r>
-      <w:proofErr w:type="gramEnd"/>
-      <w:r>
-        <w:t>_in_</w:t>
-      </w:r>
-      <w:proofErr w:type="gramStart"/>
-      <w:r>
-        <w:t>months</w:t>
-      </w:r>
-      <w:proofErr w:type="spellEnd"/>
-      <w:r>
-        <w:t>() }</w:t>
-      </w:r>
-      <w:proofErr w:type="gramEnd"/>
-      <w:r>
-        <w:t xml:space="preserve">} </w:t>
-      </w:r>
-      <w:proofErr w:type="gramStart"/>
-      <w:r>
-        <w:t>months</w:t>
+      <w:r>
+        <w:t xml:space="preserve">{% </w:t>
+      </w:r>
+      <w:proofErr w:type="gramStart"/>
+      <w:r>
+        <w:t>else %}{{</w:t>
+      </w:r>
+      <w:proofErr w:type="gramEnd"/>
+      <w:r>
+        <w:t xml:space="preserve"> </w:t>
+      </w:r>
+      <w:proofErr w:type="spellStart"/>
+      <w:r>
+        <w:t>child.age_in_years</w:t>
+      </w:r>
+      <w:proofErr w:type="spellEnd"/>
+      <w:r>
+        <w:t>() }}</w:t>
       </w:r>
       <w:r>
         <w:t>.</w:t>
       </w:r>
       <w:r>
-        <w:t>{</w:t>
-      </w:r>
-      <w:proofErr w:type="gramEnd"/>
-      <w:r>
-        <w:t xml:space="preserve">% else </w:t>
-      </w:r>
-      <w:proofErr w:type="gramStart"/>
-      <w:r>
-        <w:t xml:space="preserve">%}{{ </w:t>
-      </w:r>
-      <w:proofErr w:type="spellStart"/>
-      <w:r>
-        <w:t>child.age</w:t>
-      </w:r>
-      <w:proofErr w:type="gramEnd"/>
-      <w:r>
-        <w:t>_in_</w:t>
-      </w:r>
-      <w:proofErr w:type="gramStart"/>
-      <w:r>
-        <w:t>years</w:t>
-      </w:r>
-      <w:proofErr w:type="spellEnd"/>
-      <w:r>
-        <w:t>() }}</w:t>
-      </w:r>
-      <w:r>
-        <w:t>.</w:t>
-      </w:r>
-      <w:r>
-        <w:t>{</w:t>
-      </w:r>
-      <w:proofErr w:type="gramEnd"/>
-      <w:r>
-        <w:t xml:space="preserve">% </w:t>
-      </w:r>
-      <w:proofErr w:type="gramStart"/>
-      <w:r>
-        <w:t>endif %}</w:t>
-      </w:r>
-      <w:proofErr w:type="gramEnd"/>
+        <w:t>{% endif %}</w:t>
+      </w:r>
     </w:p>
     <w:p>
       <w:pPr>
@@ -1863,6 +1885,7 @@
         <w:ind w:left="720"/>
       </w:pPr>
       <w:r>
+        <w:lastRenderedPageBreak/>
         <w:t>{%</w:t>
       </w:r>
       <w:r>
@@ -1919,7 +1942,6 @@
         </w:numPr>
       </w:pPr>
       <w:r>
-        <w:lastRenderedPageBreak/>
         <w:t xml:space="preserve">I have read </w:t>
       </w:r>
       <w:proofErr w:type="gramStart"/>

--- a/docassemble/MLHDivorceAndCustody/data/templates/testimony_script.docx
+++ b/docassemble/MLHDivorceAndCustody/data/templates/testimony_script.docx
@@ -180,60 +180,54 @@
         <w:t xml:space="preserve"> </w:t>
       </w:r>
       <w:r>
-        <w:t xml:space="preserve">and returning_to_finalize)) </w:t>
+        <w:t xml:space="preserve">and </w:t>
+      </w:r>
+      <w:proofErr w:type="spellStart"/>
+      <w:r>
+        <w:t>returning_to_finalize</w:t>
+      </w:r>
+      <w:proofErr w:type="spellEnd"/>
+      <w:r>
+        <w:t xml:space="preserve">)) </w:t>
       </w:r>
       <w:r>
         <w:t>and not (</w:t>
       </w:r>
       <w:r>
-        <w:t xml:space="preserve">party_lived_6_months_MI['user'] and </w:t>
+        <w:t>party_lived_6_months_MI</w:t>
+      </w:r>
+      <w:r>
+        <w:t>.any_</w:t>
+      </w:r>
+      <w:proofErr w:type="gramStart"/>
+      <w:r>
+        <w:t>true(</w:t>
+      </w:r>
+      <w:proofErr w:type="gramEnd"/>
+      <w:r>
+        <w:t>)</w:t>
+      </w:r>
+      <w:r>
+        <w:t xml:space="preserve"> and </w:t>
       </w:r>
       <w:proofErr w:type="spellStart"/>
       <w:r>
         <w:t>party_ten_days_in_county</w:t>
       </w:r>
-      <w:proofErr w:type="spellEnd"/>
-      <w:r>
-        <w:t>['user']</w:t>
-      </w:r>
-      <w:r>
-        <w:t xml:space="preserve">) and not </w:t>
-      </w:r>
+      <w:r>
+        <w:t>.any_</w:t>
+      </w:r>
+      <w:proofErr w:type="gramStart"/>
+      <w:r>
+        <w:t>true</w:t>
+      </w:r>
+      <w:proofErr w:type="spellEnd"/>
       <w:r>
         <w:t>(</w:t>
       </w:r>
-      <w:r>
-        <w:t>party_lived_6_months_MI[</w:t>
-      </w:r>
-      <w:r>
-        <w:t>‘</w:t>
-      </w:r>
-      <w:proofErr w:type="spellStart"/>
-      <w:r>
-        <w:t>other_party</w:t>
-      </w:r>
-      <w:proofErr w:type="spellEnd"/>
-      <w:r>
-        <w:t>’</w:t>
-      </w:r>
-      <w:r>
-        <w:t xml:space="preserve">] and </w:t>
-      </w:r>
-      <w:proofErr w:type="spellStart"/>
-      <w:r>
-        <w:t>party_ten_days_in_county</w:t>
-      </w:r>
-      <w:proofErr w:type="spellEnd"/>
-      <w:r>
-        <w:t>['</w:t>
-      </w:r>
-      <w:proofErr w:type="spellStart"/>
-      <w:r>
-        <w:t>other_party</w:t>
-      </w:r>
-      <w:proofErr w:type="spellEnd"/>
-      <w:r>
-        <w:t>']</w:t>
+      <w:proofErr w:type="gramEnd"/>
+      <w:r>
+        <w:t>)</w:t>
       </w:r>
       <w:r>
         <w:t>) %}</w:t>
@@ -260,7 +254,26 @@
         <w:t xml:space="preserve">ou said </w:t>
       </w:r>
       <w:r>
-        <w:t xml:space="preserve">neither you nor your spouse met the requirements in statement number 3 below. You may want to speak to a lawyer. </w:t>
+        <w:t>that some of</w:t>
+      </w:r>
+      <w:r>
+        <w:t xml:space="preserve"> the requirements in statement number 3 below</w:t>
+      </w:r>
+      <w:r>
+        <w:t xml:space="preserve"> have </w:t>
+      </w:r>
+      <w:r>
+        <w:rPr>
+          <w:b/>
+          <w:bCs/>
+        </w:rPr>
+        <w:t>not</w:t>
+      </w:r>
+      <w:r>
+        <w:t xml:space="preserve"> been met</w:t>
+      </w:r>
+      <w:r>
+        <w:t xml:space="preserve">. You may want to speak to a lawyer. </w:t>
       </w:r>
       <w:r>
         <w:t>Onl</w:t>
@@ -649,21 +662,21 @@
       </w:r>
       <w:proofErr w:type="spellEnd"/>
       <w:r>
-        <w:t xml:space="preserve">” and returning_to_finalize)) </w:t>
+        <w:t xml:space="preserve">” and </w:t>
+      </w:r>
+      <w:proofErr w:type="spellStart"/>
+      <w:r>
+        <w:t>returning_to_finalize</w:t>
+      </w:r>
+      <w:proofErr w:type="spellEnd"/>
+      <w:r>
+        <w:t xml:space="preserve">)) </w:t>
       </w:r>
       <w:r>
         <w:t xml:space="preserve">and </w:t>
       </w:r>
       <w:r>
-        <w:t xml:space="preserve">party_lived_6_months_MI['user'] and </w:t>
-      </w:r>
-      <w:proofErr w:type="spellStart"/>
-      <w:r>
-        <w:t>party_ten_days_in_county</w:t>
-      </w:r>
-      <w:proofErr w:type="spellEnd"/>
-      <w:r>
-        <w:t>['user']</w:t>
+        <w:t>party_lived_6_months_MI['user']</w:t>
       </w:r>
       <w:r>
         <w:t>) or (</w:t>
@@ -685,7 +698,11 @@
         <w:t xml:space="preserve">” </w:t>
       </w:r>
       <w:r>
-        <w:t>and not returning</w:t>
+        <w:t xml:space="preserve">and not </w:t>
+      </w:r>
+      <w:proofErr w:type="spellStart"/>
+      <w:r>
+        <w:t>returning</w:t>
       </w:r>
       <w:r>
         <w:t>_</w:t>
@@ -697,21 +714,25 @@
         <w:t>_</w:t>
       </w:r>
       <w:r>
-        <w:t xml:space="preserve">finalize </w:t>
+        <w:t>finalize</w:t>
+      </w:r>
+      <w:proofErr w:type="spellEnd"/>
+      <w:r>
+        <w:t xml:space="preserve"> </w:t>
       </w:r>
       <w:r>
         <w:t xml:space="preserve">and </w:t>
       </w:r>
-      <w:proofErr w:type="spellStart"/>
-      <w:r>
-        <w:t>jurisdiction_party</w:t>
-      </w:r>
-      <w:proofErr w:type="spellEnd"/>
-      <w:r>
-        <w:t xml:space="preserve"> == </w:t>
-      </w:r>
-      <w:r>
-        <w:t>users[0]</w:t>
+      <w:r>
+        <w:t>(users[0].</w:t>
+      </w:r>
+      <w:proofErr w:type="spellStart"/>
+      <w:r>
+        <w:t>lives_in_Michigan</w:t>
+      </w:r>
+      <w:proofErr w:type="spellEnd"/>
+      <w:r>
+        <w:t xml:space="preserve"> and users[0].has_lived_6_months_MI)</w:t>
       </w:r>
       <w:r>
         <w:t xml:space="preserve">) </w:t>
@@ -769,7 +790,15 @@
       </w:r>
       <w:proofErr w:type="spellEnd"/>
       <w:r>
-        <w:t xml:space="preserve">” and returning_to_finalize)) </w:t>
+        <w:t xml:space="preserve">” and </w:t>
+      </w:r>
+      <w:proofErr w:type="spellStart"/>
+      <w:r>
+        <w:t>returning_to_finalize</w:t>
+      </w:r>
+      <w:proofErr w:type="spellEnd"/>
+      <w:r>
+        <w:t xml:space="preserve">)) </w:t>
       </w:r>
       <w:r>
         <w:t xml:space="preserve">and </w:t>
@@ -789,71 +818,68 @@
         <w:t>’</w:t>
       </w:r>
       <w:r>
-        <w:t xml:space="preserve">] and </w:t>
+        <w:t>]</w:t>
+      </w:r>
+      <w:r>
+        <w:t>) or (</w:t>
+      </w:r>
+      <w:proofErr w:type="spellStart"/>
+      <w:r>
+        <w:t>tool_ID</w:t>
+      </w:r>
+      <w:proofErr w:type="spellEnd"/>
+      <w:r>
+        <w:t xml:space="preserve"> == “</w:t>
+      </w:r>
+      <w:proofErr w:type="spellStart"/>
+      <w:r>
+        <w:t>divorce_complaint</w:t>
+      </w:r>
+      <w:proofErr w:type="spellEnd"/>
+      <w:r>
+        <w:t>”</w:t>
+      </w:r>
+      <w:r>
+        <w:t xml:space="preserve"> and not </w:t>
+      </w:r>
+      <w:proofErr w:type="spellStart"/>
+      <w:r>
+        <w:t>returning_to_finalize</w:t>
+      </w:r>
+      <w:proofErr w:type="spellEnd"/>
+      <w:r>
+        <w:t xml:space="preserve"> and</w:t>
+      </w:r>
+      <w:r>
+        <w:t xml:space="preserve"> </w:t>
+      </w:r>
+      <w:r>
+        <w:t>(</w:t>
+      </w:r>
+      <w:proofErr w:type="spellStart"/>
+      <w:r>
+        <w:t>other_parties</w:t>
+      </w:r>
+      <w:proofErr w:type="spellEnd"/>
+      <w:r>
+        <w:t>[0].</w:t>
+      </w:r>
+      <w:proofErr w:type="spellStart"/>
+      <w:r>
+        <w:t>lives_in_Michigan</w:t>
+      </w:r>
+      <w:proofErr w:type="spellEnd"/>
+      <w:r>
+        <w:t xml:space="preserve"> and </w:t>
       </w:r>
       <w:proofErr w:type="spellStart"/>
       <w:r>
         <w:lastRenderedPageBreak/>
-        <w:t>party_ten_days_in_county</w:t>
-      </w:r>
-      <w:proofErr w:type="spellEnd"/>
-      <w:r>
-        <w:t>['</w:t>
-      </w:r>
-      <w:proofErr w:type="spellStart"/>
-      <w:r>
-        <w:t>other_party</w:t>
-      </w:r>
-      <w:proofErr w:type="spellEnd"/>
-      <w:r>
-        <w:t>']</w:t>
-      </w:r>
-      <w:r>
-        <w:t>) or (</w:t>
-      </w:r>
-      <w:proofErr w:type="spellStart"/>
-      <w:r>
-        <w:t>tool_ID</w:t>
-      </w:r>
-      <w:proofErr w:type="spellEnd"/>
-      <w:r>
-        <w:t xml:space="preserve"> == “</w:t>
-      </w:r>
-      <w:proofErr w:type="spellStart"/>
-      <w:r>
-        <w:t>divorce_complaint</w:t>
-      </w:r>
-      <w:proofErr w:type="spellEnd"/>
-      <w:r>
-        <w:t>”</w:t>
-      </w:r>
-      <w:r>
-        <w:t xml:space="preserve"> and not returning_to_finalize</w:t>
-      </w:r>
-      <w:r>
-        <w:t xml:space="preserve"> and</w:t>
-      </w:r>
-      <w:r>
-        <w:t xml:space="preserve"> </w:t>
-      </w:r>
-      <w:proofErr w:type="spellStart"/>
-      <w:r>
-        <w:t>jurisdiction_party</w:t>
-      </w:r>
-      <w:proofErr w:type="spellEnd"/>
-      <w:r>
-        <w:t xml:space="preserve"> == </w:t>
-      </w:r>
-      <w:proofErr w:type="spellStart"/>
-      <w:r>
         <w:t>other_parties</w:t>
       </w:r>
       <w:proofErr w:type="spellEnd"/>
       <w:r>
-        <w:t>[0]</w:t>
-      </w:r>
-      <w:r>
-        <w:t xml:space="preserve"> </w:t>
+        <w:t>[0].has_lived_6_months_MI)</w:t>
       </w:r>
       <w:r>
         <w:t xml:space="preserve">) </w:t>
@@ -925,23 +951,266 @@
           <w:i/>
           <w:iCs/>
         </w:rPr>
+        <w:t xml:space="preserve"> )</w:t>
+      </w:r>
+      <w:r>
         <w:t xml:space="preserve"> </w:t>
+      </w:r>
+      <w:r>
+        <w:t>{% endif %}</w:t>
+      </w:r>
+      <w:r>
+        <w:t xml:space="preserve">lived in Michigan for 180 days </w:t>
+      </w:r>
+      <w:r>
+        <w:t>immediately prior to filing this Complaint.</w:t>
+      </w:r>
+      <w:r>
+        <w:t xml:space="preserve"> </w:t>
+      </w:r>
+      <w:r>
+        <w:t xml:space="preserve"> </w:t>
+      </w:r>
+      <w:r>
+        <w:t>{% if ((</w:t>
+      </w:r>
+      <w:proofErr w:type="spellStart"/>
+      <w:r>
+        <w:t>tool_ID</w:t>
+      </w:r>
+      <w:proofErr w:type="spellEnd"/>
+      <w:r>
+        <w:t xml:space="preserve"> == “</w:t>
+      </w:r>
+      <w:proofErr w:type="spellStart"/>
+      <w:r>
+        <w:t>JOD_only</w:t>
+      </w:r>
+      <w:proofErr w:type="spellEnd"/>
+      <w:r>
+        <w:t>” or (</w:t>
+      </w:r>
+      <w:proofErr w:type="spellStart"/>
+      <w:r>
+        <w:t>tool_ID</w:t>
+      </w:r>
+      <w:proofErr w:type="spellEnd"/>
+      <w:r>
+        <w:t xml:space="preserve"> == “</w:t>
+      </w:r>
+      <w:proofErr w:type="spellStart"/>
+      <w:r>
+        <w:t>divorce_complaint</w:t>
+      </w:r>
+      <w:proofErr w:type="spellEnd"/>
+      <w:r>
+        <w:t xml:space="preserve">” and </w:t>
+      </w:r>
+      <w:proofErr w:type="spellStart"/>
+      <w:r>
+        <w:t>returning_to_finalize</w:t>
+      </w:r>
+      <w:proofErr w:type="spellEnd"/>
+      <w:r>
+        <w:t xml:space="preserve">)) and </w:t>
+      </w:r>
+      <w:proofErr w:type="spellStart"/>
+      <w:r>
+        <w:t>party_ten_days_in_county</w:t>
+      </w:r>
+      <w:proofErr w:type="spellEnd"/>
+      <w:r>
+        <w:t>['user']</w:t>
+      </w:r>
+      <w:r>
+        <w:t>) or (</w:t>
+      </w:r>
+      <w:proofErr w:type="spellStart"/>
+      <w:r>
+        <w:t>tool_ID</w:t>
+      </w:r>
+      <w:proofErr w:type="spellEnd"/>
+      <w:r>
+        <w:t xml:space="preserve"> == “</w:t>
+      </w:r>
+      <w:proofErr w:type="spellStart"/>
+      <w:r>
+        <w:t>divorce_complaint</w:t>
+      </w:r>
+      <w:proofErr w:type="spellEnd"/>
+      <w:r>
+        <w:t xml:space="preserve">” and not </w:t>
+      </w:r>
+      <w:proofErr w:type="spellStart"/>
+      <w:r>
+        <w:t>returning_to_finalize</w:t>
+      </w:r>
+      <w:proofErr w:type="spellEnd"/>
+      <w:r>
+        <w:t xml:space="preserve"> and </w:t>
+      </w:r>
+      <w:proofErr w:type="spellStart"/>
+      <w:r>
+        <w:t>jurisdiction_party</w:t>
+      </w:r>
+      <w:proofErr w:type="spellEnd"/>
+      <w:r>
+        <w:t xml:space="preserve"> == users[0])  %}I {% </w:t>
+      </w:r>
+      <w:proofErr w:type="spellStart"/>
+      <w:r>
+        <w:t>elif</w:t>
+      </w:r>
+      <w:proofErr w:type="spellEnd"/>
+      <w:r>
+        <w:t xml:space="preserve"> ((</w:t>
+      </w:r>
+      <w:proofErr w:type="spellStart"/>
+      <w:r>
+        <w:t>tool_ID</w:t>
+      </w:r>
+      <w:proofErr w:type="spellEnd"/>
+      <w:r>
+        <w:t xml:space="preserve"> == “</w:t>
+      </w:r>
+      <w:proofErr w:type="spellStart"/>
+      <w:r>
+        <w:t>JOD_only</w:t>
+      </w:r>
+      <w:proofErr w:type="spellEnd"/>
+      <w:r>
+        <w:t>” or (</w:t>
+      </w:r>
+      <w:proofErr w:type="spellStart"/>
+      <w:r>
+        <w:t>tool_ID</w:t>
+      </w:r>
+      <w:proofErr w:type="spellEnd"/>
+      <w:r>
+        <w:t xml:space="preserve"> == “</w:t>
+      </w:r>
+      <w:proofErr w:type="spellStart"/>
+      <w:r>
+        <w:t>divorce_complaint</w:t>
+      </w:r>
+      <w:proofErr w:type="spellEnd"/>
+      <w:r>
+        <w:t xml:space="preserve">” and </w:t>
+      </w:r>
+      <w:proofErr w:type="spellStart"/>
+      <w:r>
+        <w:t>returning_to_finalize</w:t>
+      </w:r>
+      <w:proofErr w:type="spellEnd"/>
+      <w:r>
+        <w:t xml:space="preserve">)) and </w:t>
+      </w:r>
+      <w:proofErr w:type="spellStart"/>
+      <w:r>
+        <w:t>party_ten_days_in_county</w:t>
+      </w:r>
+      <w:proofErr w:type="spellEnd"/>
+      <w:r>
+        <w:t>['</w:t>
+      </w:r>
+      <w:proofErr w:type="spellStart"/>
+      <w:r>
+        <w:t>other_party</w:t>
+      </w:r>
+      <w:proofErr w:type="spellEnd"/>
+      <w:r>
+        <w:t>']</w:t>
+      </w:r>
+      <w:r>
+        <w:t>) or (</w:t>
+      </w:r>
+      <w:proofErr w:type="spellStart"/>
+      <w:r>
+        <w:t>tool_ID</w:t>
+      </w:r>
+      <w:proofErr w:type="spellEnd"/>
+      <w:r>
+        <w:t xml:space="preserve"> == “</w:t>
+      </w:r>
+      <w:proofErr w:type="spellStart"/>
+      <w:r>
+        <w:t>divorce_complaint</w:t>
+      </w:r>
+      <w:proofErr w:type="spellEnd"/>
+      <w:r>
+        <w:t xml:space="preserve">” and not </w:t>
+      </w:r>
+      <w:proofErr w:type="spellStart"/>
+      <w:r>
+        <w:t>returning_to_finalize</w:t>
+      </w:r>
+      <w:proofErr w:type="spellEnd"/>
+      <w:r>
+        <w:t xml:space="preserve"> and </w:t>
+      </w:r>
+      <w:proofErr w:type="spellStart"/>
+      <w:r>
+        <w:t>jurisdiction_party</w:t>
+      </w:r>
+      <w:proofErr w:type="spellEnd"/>
+      <w:r>
+        <w:t xml:space="preserve"> == </w:t>
+      </w:r>
+      <w:proofErr w:type="spellStart"/>
+      <w:r>
+        <w:t>other_parties</w:t>
+      </w:r>
+      <w:proofErr w:type="spellEnd"/>
+      <w:r>
+        <w:t xml:space="preserve">[0] ) %}My spouse {% else %}________________ </w:t>
       </w:r>
       <w:r>
         <w:rPr>
           <w:i/>
           <w:iCs/>
         </w:rPr>
-        <w:t>)</w:t>
-      </w:r>
-      <w:r>
-        <w:t xml:space="preserve"> </w:t>
-      </w:r>
-      <w:r>
-        <w:t>{% endif %}</w:t>
-      </w:r>
-      <w:r>
-        <w:t xml:space="preserve">lived in Michigan for 180 days and in </w:t>
+        <w:t xml:space="preserve">(“I” </w:t>
+      </w:r>
+      <w:r>
+        <w:rPr>
+          <w:b/>
+          <w:bCs/>
+          <w:i/>
+          <w:iCs/>
+        </w:rPr>
+        <w:t>or</w:t>
+      </w:r>
+      <w:r>
+        <w:rPr>
+          <w:i/>
+          <w:iCs/>
+        </w:rPr>
+        <w:t xml:space="preserve"> “My spouse” </w:t>
+      </w:r>
+      <w:r>
+        <w:rPr>
+          <w:b/>
+          <w:bCs/>
+          <w:i/>
+          <w:iCs/>
+        </w:rPr>
+        <w:t>or</w:t>
+      </w:r>
+      <w:r>
+        <w:rPr>
+          <w:i/>
+          <w:iCs/>
+        </w:rPr>
+        <w:t xml:space="preserve"> “Both spouses” )</w:t>
+      </w:r>
+      <w:r>
+        <w:t xml:space="preserve"> {% endif %}</w:t>
+      </w:r>
+      <w:r>
+        <w:t xml:space="preserve">lived </w:t>
+      </w:r>
+      <w:r>
+        <w:t xml:space="preserve">in </w:t>
       </w:r>
       <w:r>
         <w:t xml:space="preserve">{{ </w:t>
@@ -1697,6 +1966,7 @@
         </w:numPr>
       </w:pPr>
       <w:r>
+        <w:lastRenderedPageBreak/>
         <w:t xml:space="preserve">{{ </w:t>
       </w:r>
       <w:proofErr w:type="spellStart"/>
@@ -1885,7 +2155,6 @@
         <w:ind w:left="720"/>
       </w:pPr>
       <w:r>
-        <w:lastRenderedPageBreak/>
         <w:t>{%</w:t>
       </w:r>
       <w:r>

--- a/docassemble/MLHDivorceAndCustody/data/templates/testimony_script.docx
+++ b/docassemble/MLHDivorceAndCustody/data/templates/testimony_script.docx
@@ -13,83 +13,7 @@
         <w:rPr>
           <w:color w:val="000000" w:themeColor="text1"/>
         </w:rPr>
-        <w:t xml:space="preserve">Testimony in Final Divorce </w:t>
-      </w:r>
-      <w:proofErr w:type="gramStart"/>
-      <w:r>
-        <w:rPr>
-          <w:color w:val="000000" w:themeColor="text1"/>
-        </w:rPr>
-        <w:t xml:space="preserve">Hearing </w:t>
-      </w:r>
-      <w:r>
-        <w:rPr>
-          <w:color w:val="000000" w:themeColor="text1"/>
-        </w:rPr>
-        <w:t>({</w:t>
-      </w:r>
-      <w:proofErr w:type="gramEnd"/>
-      <w:r>
-        <w:rPr>
-          <w:color w:val="000000" w:themeColor="text1"/>
-        </w:rPr>
-        <w:t xml:space="preserve">% if </w:t>
-      </w:r>
-      <w:proofErr w:type="spellStart"/>
-      <w:r>
-        <w:rPr>
-          <w:color w:val="000000" w:themeColor="text1"/>
-        </w:rPr>
-        <w:t>there_are_marital_children</w:t>
-      </w:r>
-      <w:proofErr w:type="spellEnd"/>
-      <w:r>
-        <w:rPr>
-          <w:color w:val="000000" w:themeColor="text1"/>
-        </w:rPr>
-        <w:t xml:space="preserve"> </w:t>
-      </w:r>
-      <w:proofErr w:type="gramStart"/>
-      <w:r>
-        <w:rPr>
-          <w:color w:val="000000" w:themeColor="text1"/>
-        </w:rPr>
-        <w:t>%}With</w:t>
-      </w:r>
-      <w:proofErr w:type="gramEnd"/>
-      <w:r>
-        <w:rPr>
-          <w:color w:val="000000" w:themeColor="text1"/>
-        </w:rPr>
-        <w:t xml:space="preserve"> {% else </w:t>
-      </w:r>
-      <w:proofErr w:type="gramStart"/>
-      <w:r>
-        <w:rPr>
-          <w:color w:val="000000" w:themeColor="text1"/>
-        </w:rPr>
-        <w:t>%}Without</w:t>
-      </w:r>
-      <w:proofErr w:type="gramEnd"/>
-      <w:r>
-        <w:rPr>
-          <w:color w:val="000000" w:themeColor="text1"/>
-        </w:rPr>
-        <w:t xml:space="preserve"> {% endif</w:t>
-      </w:r>
-      <w:proofErr w:type="gramStart"/>
-      <w:r>
-        <w:rPr>
-          <w:color w:val="000000" w:themeColor="text1"/>
-        </w:rPr>
-        <w:t>%}Minor</w:t>
-      </w:r>
-      <w:proofErr w:type="gramEnd"/>
-      <w:r>
-        <w:rPr>
-          <w:color w:val="000000" w:themeColor="text1"/>
-        </w:rPr>
-        <w:t xml:space="preserve"> Children)</w:t>
+        <w:t xml:space="preserve">Testimony in Final Divorce Hearing </w:t>
       </w:r>
     </w:p>
     <w:p>
@@ -108,21 +32,26 @@
     </w:p>
     <w:p>
       <w:r>
-        <w:t>The last step in your divorce will be a final hearing before the judge. At this hearing, the judge may ask you questions or may</w:t>
-      </w:r>
-      <w:r>
-        <w:t xml:space="preserve"> </w:t>
-      </w:r>
-      <w:r>
-        <w:t>expect you to enter your testimony directly (without being questioned). The judge may call this "putting on proofs" or "entering proofs."</w:t>
+        <w:t xml:space="preserve">{%p if </w:t>
+      </w:r>
+      <w:proofErr w:type="spellStart"/>
+      <w:r>
+        <w:t>user_ask_role</w:t>
+      </w:r>
+      <w:proofErr w:type="spellEnd"/>
+      <w:r>
+        <w:t xml:space="preserve"> == “plaintiff” %}</w:t>
       </w:r>
     </w:p>
     <w:p>
-      <w:pPr>
-        <w:spacing w:before="240"/>
-      </w:pPr>
-      <w:r>
-        <w:t>This is a script you can use to prepare for your final divorce hearing. Some information has been filled in for you. Read it ahead of time, complete the blank spaces, and update information as needed. If the judge directs you to do so, read your testimony aloud clearly. The judge may also ask you some questions to make sure your testimony is complete.</w:t>
+      <w:r>
+        <w:t>The last step in your divorce will be a final hearing before the judge. At this hearing, the judge may ask you questions or may</w:t>
+      </w:r>
+      <w:r>
+        <w:t xml:space="preserve"> </w:t>
+      </w:r>
+      <w:r>
+        <w:t>expect you to enter your testimony directly (without being questioned). The judge may call this "putting on proofs" or "entering proofs."</w:t>
       </w:r>
     </w:p>
     <w:p>
@@ -130,107 +59,7 @@
         <w:spacing w:before="240"/>
       </w:pPr>
       <w:r>
-        <w:t>{%</w:t>
-      </w:r>
-      <w:r>
-        <w:t>p</w:t>
-      </w:r>
-      <w:r>
-        <w:t xml:space="preserve"> if </w:t>
-      </w:r>
-      <w:r>
-        <w:t>(</w:t>
-      </w:r>
-      <w:proofErr w:type="spellStart"/>
-      <w:r>
-        <w:t>tool_ID</w:t>
-      </w:r>
-      <w:proofErr w:type="spellEnd"/>
-      <w:r>
-        <w:t xml:space="preserve"> == “</w:t>
-      </w:r>
-      <w:proofErr w:type="spellStart"/>
-      <w:r>
-        <w:t>JOD_only</w:t>
-      </w:r>
-      <w:proofErr w:type="spellEnd"/>
-      <w:r>
-        <w:t>”</w:t>
-      </w:r>
-      <w:r>
-        <w:t xml:space="preserve"> or (</w:t>
-      </w:r>
-      <w:proofErr w:type="spellStart"/>
-      <w:r>
-        <w:t>tool_ID</w:t>
-      </w:r>
-      <w:proofErr w:type="spellEnd"/>
-      <w:r>
-        <w:t xml:space="preserve"> == “</w:t>
-      </w:r>
-      <w:proofErr w:type="spellStart"/>
-      <w:r>
-        <w:t>divorce_complaint</w:t>
-      </w:r>
-      <w:proofErr w:type="spellEnd"/>
-      <w:r>
-        <w:t>”</w:t>
-      </w:r>
-      <w:r>
-        <w:t xml:space="preserve"> </w:t>
-      </w:r>
-      <w:r>
-        <w:t xml:space="preserve">and </w:t>
-      </w:r>
-      <w:proofErr w:type="spellStart"/>
-      <w:r>
-        <w:t>returning_to_finalize</w:t>
-      </w:r>
-      <w:proofErr w:type="spellEnd"/>
-      <w:r>
-        <w:t xml:space="preserve">)) </w:t>
-      </w:r>
-      <w:r>
-        <w:t>and not (</w:t>
-      </w:r>
-      <w:r>
-        <w:t>party_lived_6_months_MI</w:t>
-      </w:r>
-      <w:r>
-        <w:t>.any_</w:t>
-      </w:r>
-      <w:proofErr w:type="gramStart"/>
-      <w:r>
-        <w:t>true(</w:t>
-      </w:r>
-      <w:proofErr w:type="gramEnd"/>
-      <w:r>
-        <w:t>)</w:t>
-      </w:r>
-      <w:r>
-        <w:t xml:space="preserve"> and </w:t>
-      </w:r>
-      <w:proofErr w:type="spellStart"/>
-      <w:r>
-        <w:t>party_ten_days_in_county</w:t>
-      </w:r>
-      <w:r>
-        <w:t>.any_</w:t>
-      </w:r>
-      <w:proofErr w:type="gramStart"/>
-      <w:r>
-        <w:t>true</w:t>
-      </w:r>
-      <w:proofErr w:type="spellEnd"/>
-      <w:r>
-        <w:t>(</w:t>
-      </w:r>
-      <w:proofErr w:type="gramEnd"/>
-      <w:r>
-        <w:t>)</w:t>
-      </w:r>
-      <w:r>
-        <w:t>) %}</w:t>
+        <w:t>This is a script you can use to prepare for your final divorce hearing. Some information has been filled in for you. Read it ahead of time, complete the blank spaces, and update information as needed. If the judge directs you to do so, read your testimony aloud clearly. The judge may also ask you some questions to make sure your testimony is complete.</w:t>
       </w:r>
     </w:p>
     <w:p>
@@ -238,6 +67,117 @@
         <w:spacing w:before="240"/>
       </w:pPr>
       <w:r>
+        <w:t>{%</w:t>
+      </w:r>
+      <w:r>
+        <w:t>p</w:t>
+      </w:r>
+      <w:r>
+        <w:t xml:space="preserve"> if </w:t>
+      </w:r>
+      <w:r>
+        <w:t>(</w:t>
+      </w:r>
+      <w:proofErr w:type="spellStart"/>
+      <w:r>
+        <w:t>tool_ID</w:t>
+      </w:r>
+      <w:proofErr w:type="spellEnd"/>
+      <w:r>
+        <w:t xml:space="preserve"> == “</w:t>
+      </w:r>
+      <w:proofErr w:type="spellStart"/>
+      <w:r>
+        <w:t>JOD_only</w:t>
+      </w:r>
+      <w:proofErr w:type="spellEnd"/>
+      <w:r>
+        <w:t>”</w:t>
+      </w:r>
+      <w:r>
+        <w:t xml:space="preserve"> or (</w:t>
+      </w:r>
+      <w:proofErr w:type="spellStart"/>
+      <w:r>
+        <w:t>tool_ID</w:t>
+      </w:r>
+      <w:proofErr w:type="spellEnd"/>
+      <w:r>
+        <w:t xml:space="preserve"> == “</w:t>
+      </w:r>
+      <w:proofErr w:type="spellStart"/>
+      <w:r>
+        <w:t>divorce_complaint</w:t>
+      </w:r>
+      <w:proofErr w:type="spellEnd"/>
+      <w:r>
+        <w:t>”</w:t>
+      </w:r>
+      <w:r>
+        <w:t xml:space="preserve"> </w:t>
+      </w:r>
+      <w:r>
+        <w:t xml:space="preserve">and </w:t>
+      </w:r>
+      <w:proofErr w:type="spellStart"/>
+      <w:r>
+        <w:t>returning_to_finalize</w:t>
+      </w:r>
+      <w:proofErr w:type="spellEnd"/>
+      <w:r>
+        <w:t xml:space="preserve">)) </w:t>
+      </w:r>
+      <w:r>
+        <w:t xml:space="preserve">and </w:t>
+      </w:r>
+      <w:r>
+        <w:t>not (</w:t>
+      </w:r>
+      <w:r>
+        <w:t>party_lived_6_months_MI</w:t>
+      </w:r>
+      <w:r>
+        <w:t>.any_</w:t>
+      </w:r>
+      <w:proofErr w:type="gramStart"/>
+      <w:r>
+        <w:t>true(</w:t>
+      </w:r>
+      <w:proofErr w:type="gramEnd"/>
+      <w:r>
+        <w:t>)</w:t>
+      </w:r>
+      <w:r>
+        <w:t xml:space="preserve"> and </w:t>
+      </w:r>
+      <w:proofErr w:type="spellStart"/>
+      <w:r>
+        <w:t>party_ten_days_in_county</w:t>
+      </w:r>
+      <w:r>
+        <w:t>.any_</w:t>
+      </w:r>
+      <w:proofErr w:type="gramStart"/>
+      <w:r>
+        <w:t>true</w:t>
+      </w:r>
+      <w:proofErr w:type="spellEnd"/>
+      <w:r>
+        <w:t>(</w:t>
+      </w:r>
+      <w:proofErr w:type="gramEnd"/>
+      <w:r>
+        <w:t>)</w:t>
+      </w:r>
+      <w:r>
+        <w:t>) %}</w:t>
+      </w:r>
+    </w:p>
+    <w:p>
+      <w:pPr>
+        <w:spacing w:before="240"/>
+      </w:pPr>
+      <w:r>
         <w:rPr>
           <w:b/>
           <w:bCs/>
@@ -257,7 +197,13 @@
         <w:t>that some of</w:t>
       </w:r>
       <w:r>
-        <w:t xml:space="preserve"> the requirements in statement number 3 below</w:t>
+        <w:t xml:space="preserve"> the requirements in statement number </w:t>
+      </w:r>
+      <w:r>
+        <w:t>4</w:t>
+      </w:r>
+      <w:r>
+        <w:t xml:space="preserve"> below</w:t>
       </w:r>
       <w:r>
         <w:t xml:space="preserve"> have </w:t>
@@ -290,16 +236,10 @@
     </w:p>
     <w:p>
       <w:pPr>
-        <w:spacing w:before="240"/>
-      </w:pPr>
-      <w:r>
-        <w:t>{%</w:t>
-      </w:r>
-      <w:r>
-        <w:t>p</w:t>
-      </w:r>
-      <w:r>
-        <w:t xml:space="preserve"> </w:t>
+        <w:spacing w:before="240" w:after="0"/>
+      </w:pPr>
+      <w:r>
+        <w:t xml:space="preserve">{%p </w:t>
       </w:r>
       <w:proofErr w:type="gramStart"/>
       <w:r>
@@ -308,20 +248,113 @@
       <w:proofErr w:type="gramEnd"/>
     </w:p>
     <w:p>
-      <w:pPr>
-        <w:pStyle w:val="Heading3"/>
-        <w:rPr>
-          <w:color w:val="000000" w:themeColor="text1"/>
-        </w:rPr>
-      </w:pPr>
-      <w:r>
-        <w:rPr>
-          <w:color w:val="000000" w:themeColor="text1"/>
-        </w:rPr>
-        <w:t>Script:</w:t>
+      <w:r>
+        <w:t>{%p else %}</w:t>
+      </w:r>
+      <w:r>
+        <w:br/>
+        <w:t xml:space="preserve">You only need this script if: </w:t>
       </w:r>
     </w:p>
     <w:p>
+      <w:pPr>
+        <w:pStyle w:val="ListParagraph"/>
+        <w:numPr>
+          <w:ilvl w:val="0"/>
+          <w:numId w:val="7"/>
+        </w:numPr>
+      </w:pPr>
+      <w:r>
+        <w:t xml:space="preserve">you filed a counterclaim, </w:t>
+      </w:r>
+    </w:p>
+    <w:p>
+      <w:pPr>
+        <w:pStyle w:val="ListParagraph"/>
+        <w:numPr>
+          <w:ilvl w:val="0"/>
+          <w:numId w:val="7"/>
+        </w:numPr>
+      </w:pPr>
+      <w:r>
+        <w:t xml:space="preserve">a default was entered against the plaintiff, and </w:t>
+      </w:r>
+    </w:p>
+    <w:p>
+      <w:pPr>
+        <w:pStyle w:val="ListParagraph"/>
+        <w:numPr>
+          <w:ilvl w:val="0"/>
+          <w:numId w:val="7"/>
+        </w:numPr>
+      </w:pPr>
+      <w:r>
+        <w:t xml:space="preserve">that default has </w:t>
+      </w:r>
+      <w:r>
+        <w:rPr>
+          <w:b/>
+          <w:bCs/>
+        </w:rPr>
+        <w:t>not</w:t>
+      </w:r>
+      <w:r>
+        <w:t xml:space="preserve"> been set aside at the time of your final hearing. </w:t>
+      </w:r>
+    </w:p>
+    <w:p>
+      <w:r>
+        <w:t xml:space="preserve">If all these things are </w:t>
+      </w:r>
+      <w:proofErr w:type="gramStart"/>
+      <w:r>
+        <w:t>true,  you</w:t>
+      </w:r>
+      <w:proofErr w:type="gramEnd"/>
+      <w:r>
+        <w:t xml:space="preserve"> can use the script below for the final hearing. At this hearing, the judge may ask you questions or may expect you to enter your testimony directly (without being questioned). The judge may call this "putting on proofs" or "entering proofs."</w:t>
+      </w:r>
+    </w:p>
+    <w:p>
+      <w:pPr>
+        <w:spacing w:before="240" w:after="0"/>
+      </w:pPr>
+      <w:r>
+        <w:t>This is a script you can use to prepare for your final divorce hearing. Some information has been filled in for you. Read it ahead of time, complete the blank spaces, and update information as needed. If the judge directs you to do so, read your testimony aloud clearly. The judge may also ask you some questions to make sure your testimony is complete.</w:t>
+      </w:r>
+    </w:p>
+    <w:p>
+      <w:r>
+        <w:t>{%</w:t>
+      </w:r>
+      <w:r>
+        <w:t>p</w:t>
+      </w:r>
+      <w:r>
+        <w:t xml:space="preserve"> </w:t>
+      </w:r>
+      <w:proofErr w:type="gramStart"/>
+      <w:r>
+        <w:t>endif %}</w:t>
+      </w:r>
+      <w:proofErr w:type="gramEnd"/>
+    </w:p>
+    <w:p>
+      <w:pPr>
+        <w:pStyle w:val="Heading3"/>
+        <w:rPr>
+          <w:color w:val="000000" w:themeColor="text1"/>
+        </w:rPr>
+      </w:pPr>
+      <w:r>
+        <w:rPr>
+          <w:color w:val="000000" w:themeColor="text1"/>
+        </w:rPr>
+        <w:lastRenderedPageBreak/>
+        <w:t>Script:</w:t>
+      </w:r>
+    </w:p>
+    <w:p>
       <w:r>
         <w:t xml:space="preserve">My full name is </w:t>
       </w:r>
@@ -394,13 +427,51 @@
         <w:tab/>
       </w:r>
       <w:r>
-        <w:t xml:space="preserve">, and I am the </w:t>
-      </w:r>
-      <w:r>
-        <w:t>P</w:t>
-      </w:r>
-      <w:r>
-        <w:t>laintiff in</w:t>
+        <w:rPr>
+          <w:u w:val="single"/>
+        </w:rPr>
+        <w:t>_____</w:t>
+      </w:r>
+      <w:r>
+        <w:rPr>
+          <w:i/>
+          <w:iCs/>
+        </w:rPr>
+        <w:t xml:space="preserve"> </w:t>
+      </w:r>
+      <w:r>
+        <w:rPr>
+          <w:i/>
+          <w:iCs/>
+        </w:rPr>
+        <w:t>(</w:t>
+      </w:r>
+      <w:r>
+        <w:rPr>
+          <w:i/>
+          <w:iCs/>
+        </w:rPr>
+        <w:t>address)</w:t>
+      </w:r>
+      <w:r>
+        <w:t xml:space="preserve">, and I am </w:t>
+      </w:r>
+      <w:r>
+        <w:t xml:space="preserve">{{ </w:t>
+      </w:r>
+      <w:proofErr w:type="spellStart"/>
+      <w:r>
+        <w:t>user</w:t>
+      </w:r>
+      <w:r>
+        <w:t>_party_label</w:t>
+      </w:r>
+      <w:proofErr w:type="spellEnd"/>
+      <w:r>
+        <w:t xml:space="preserve"> }}</w:t>
+      </w:r>
+      <w:r>
+        <w:t xml:space="preserve"> in</w:t>
       </w:r>
       <w:r>
         <w:t xml:space="preserve"> </w:t>
@@ -418,108 +489,217 @@
         </w:numPr>
       </w:pPr>
       <w:r>
-        <w:t xml:space="preserve">I married the Defendant on </w:t>
-      </w:r>
+        <w:t xml:space="preserve">I married </w:t>
+      </w:r>
+      <w:proofErr w:type="gramStart"/>
       <w:r>
         <w:t xml:space="preserve">{{ </w:t>
       </w:r>
       <w:proofErr w:type="spellStart"/>
       <w:r>
-        <w:t>marriage.date</w:t>
-      </w:r>
-      <w:proofErr w:type="spellEnd"/>
+        <w:t>OP</w:t>
+      </w:r>
+      <w:proofErr w:type="gramEnd"/>
+      <w:r>
+        <w:t>_party_</w:t>
+      </w:r>
+      <w:proofErr w:type="gramStart"/>
+      <w:r>
+        <w:t>label</w:t>
+      </w:r>
+      <w:proofErr w:type="spellEnd"/>
+      <w:r>
+        <w:t xml:space="preserve"> }</w:t>
+      </w:r>
+      <w:proofErr w:type="gramEnd"/>
+      <w:r>
+        <w:t xml:space="preserve">} </w:t>
+      </w:r>
+      <w:r>
+        <w:t xml:space="preserve">on </w:t>
+      </w:r>
+      <w:proofErr w:type="gramStart"/>
+      <w:r>
+        <w:t xml:space="preserve">{{ </w:t>
+      </w:r>
+      <w:proofErr w:type="spellStart"/>
+      <w:r>
+        <w:t>marriage</w:t>
+      </w:r>
+      <w:proofErr w:type="gramEnd"/>
+      <w:r>
+        <w:t>.</w:t>
+      </w:r>
+      <w:proofErr w:type="gramStart"/>
+      <w:r>
+        <w:t>date</w:t>
+      </w:r>
+      <w:proofErr w:type="spellEnd"/>
+      <w:r>
+        <w:t xml:space="preserve"> }</w:t>
+      </w:r>
+      <w:proofErr w:type="gramEnd"/>
+      <w:r>
+        <w:t>}</w:t>
+      </w:r>
+      <w:r>
+        <w:t xml:space="preserve"> </w:t>
+      </w:r>
+      <w:r>
+        <w:t>in</w:t>
+      </w:r>
+      <w:r>
+        <w:t xml:space="preserve"> </w:t>
+      </w:r>
+      <w:r>
+        <w:t xml:space="preserve">{% if </w:t>
+      </w:r>
+      <w:proofErr w:type="spellStart"/>
+      <w:proofErr w:type="gramStart"/>
+      <w:r>
+        <w:t>marriage.address</w:t>
+      </w:r>
+      <w:proofErr w:type="gramEnd"/>
+      <w:r>
+        <w:t>.country</w:t>
+      </w:r>
+      <w:proofErr w:type="spellEnd"/>
+      <w:r>
+        <w:t xml:space="preserve"> == “US” </w:t>
+      </w:r>
+      <w:proofErr w:type="gramStart"/>
+      <w:r>
+        <w:t>%}{{</w:t>
+      </w:r>
+      <w:r>
+        <w:t xml:space="preserve"> </w:t>
+      </w:r>
+      <w:proofErr w:type="spellStart"/>
+      <w:r>
+        <w:t>marriage</w:t>
+      </w:r>
+      <w:proofErr w:type="gramEnd"/>
+      <w:r>
+        <w:t>.</w:t>
+      </w:r>
+      <w:proofErr w:type="gramStart"/>
+      <w:r>
+        <w:t>address.city</w:t>
+      </w:r>
+      <w:proofErr w:type="spellEnd"/>
+      <w:proofErr w:type="gramEnd"/>
+      <w:r>
+        <w:t xml:space="preserve"> </w:t>
+      </w:r>
+      <w:r>
+        <w:t xml:space="preserve">}}, </w:t>
+      </w:r>
+      <w:r>
+        <w:t>{% if</w:t>
+      </w:r>
+      <w:r>
+        <w:t xml:space="preserve"> </w:t>
+      </w:r>
+      <w:r>
+        <w:t>defined(“</w:t>
+      </w:r>
+      <w:proofErr w:type="spellStart"/>
+      <w:proofErr w:type="gramStart"/>
+      <w:r>
+        <w:t>marriage.address</w:t>
+      </w:r>
+      <w:proofErr w:type="gramEnd"/>
+      <w:r>
+        <w:t>.county</w:t>
+      </w:r>
+      <w:proofErr w:type="spellEnd"/>
+      <w:r>
+        <w:t xml:space="preserve">”) and </w:t>
+      </w:r>
+      <w:proofErr w:type="spellStart"/>
+      <w:proofErr w:type="gramStart"/>
+      <w:r>
+        <w:t>marriage.address</w:t>
+      </w:r>
+      <w:proofErr w:type="gramEnd"/>
+      <w:r>
+        <w:t>.</w:t>
+      </w:r>
+      <w:proofErr w:type="gramStart"/>
+      <w:r>
+        <w:t>county</w:t>
+      </w:r>
+      <w:proofErr w:type="spellEnd"/>
+      <w:r>
+        <w:t xml:space="preserve"> !</w:t>
+      </w:r>
+      <w:proofErr w:type="gramEnd"/>
+      <w:r>
+        <w:t>= “”</w:t>
+      </w:r>
+      <w:r>
+        <w:t xml:space="preserve"> </w:t>
+      </w:r>
+      <w:proofErr w:type="gramStart"/>
+      <w:r>
+        <w:t xml:space="preserve">%}{{ </w:t>
+      </w:r>
+      <w:proofErr w:type="spellStart"/>
+      <w:r>
+        <w:t>marriage</w:t>
+      </w:r>
+      <w:proofErr w:type="gramEnd"/>
+      <w:r>
+        <w:t>.</w:t>
+      </w:r>
+      <w:proofErr w:type="gramStart"/>
+      <w:r>
+        <w:t>address.county</w:t>
+      </w:r>
+      <w:proofErr w:type="spellEnd"/>
+      <w:proofErr w:type="gramEnd"/>
       <w:r>
         <w:t xml:space="preserve"> }}</w:t>
       </w:r>
       <w:r>
-        <w:t xml:space="preserve"> at </w:t>
-      </w:r>
-      <w:r>
-        <w:t xml:space="preserve">{% if </w:t>
-      </w:r>
-      <w:proofErr w:type="spellStart"/>
-      <w:r>
-        <w:t>marriage.address.country</w:t>
-      </w:r>
-      <w:proofErr w:type="spellEnd"/>
-      <w:r>
-        <w:t xml:space="preserve"> == “US” %}{{</w:t>
-      </w:r>
-      <w:r>
-        <w:t xml:space="preserve"> </w:t>
-      </w:r>
-      <w:proofErr w:type="spellStart"/>
-      <w:r>
-        <w:t>marriage.address.city</w:t>
-      </w:r>
-      <w:proofErr w:type="spellEnd"/>
-      <w:r>
-        <w:t xml:space="preserve"> </w:t>
-      </w:r>
-      <w:r>
-        <w:t xml:space="preserve">}}, </w:t>
-      </w:r>
-      <w:r>
-        <w:t>{% if</w:t>
-      </w:r>
-      <w:r>
-        <w:t xml:space="preserve"> </w:t>
-      </w:r>
-      <w:r>
-        <w:t>defined(“</w:t>
-      </w:r>
-      <w:proofErr w:type="spellStart"/>
-      <w:r>
-        <w:t>marriage.address.county</w:t>
-      </w:r>
-      <w:proofErr w:type="spellEnd"/>
-      <w:r>
-        <w:t xml:space="preserve">”) and </w:t>
-      </w:r>
-      <w:proofErr w:type="spellStart"/>
-      <w:r>
-        <w:t>marriage.address.county</w:t>
-      </w:r>
-      <w:proofErr w:type="spellEnd"/>
-      <w:r>
-        <w:t xml:space="preserve"> != “”</w:t>
-      </w:r>
-      <w:r>
-        <w:t xml:space="preserve"> %}{{ </w:t>
-      </w:r>
-      <w:proofErr w:type="spellStart"/>
-      <w:r>
-        <w:t>marriage.address.county</w:t>
-      </w:r>
-      <w:proofErr w:type="spellEnd"/>
-      <w:r>
-        <w:t xml:space="preserve"> }}</w:t>
-      </w:r>
-      <w:r>
         <w:t xml:space="preserve"> County, </w:t>
       </w:r>
       <w:r>
         <w:t>{%</w:t>
       </w:r>
       <w:r>
-        <w:t xml:space="preserve"> endif %}</w:t>
+        <w:t xml:space="preserve"> endif </w:t>
+      </w:r>
+      <w:proofErr w:type="gramStart"/>
+      <w:r>
+        <w:t>%}</w:t>
       </w:r>
       <w:r>
         <w:t xml:space="preserve">{{ </w:t>
       </w:r>
       <w:proofErr w:type="spellStart"/>
       <w:r>
-        <w:t>state_name</w:t>
+        <w:t>state</w:t>
+      </w:r>
+      <w:proofErr w:type="gramEnd"/>
+      <w:r>
+        <w:t>_name</w:t>
       </w:r>
       <w:proofErr w:type="spellEnd"/>
       <w:r>
         <w:t>(</w:t>
       </w:r>
       <w:proofErr w:type="spellStart"/>
-      <w:r>
-        <w:t>marriage.address.state</w:t>
-      </w:r>
-      <w:proofErr w:type="spellEnd"/>
+      <w:proofErr w:type="gramStart"/>
+      <w:r>
+        <w:t>marriage.address</w:t>
+      </w:r>
+      <w:proofErr w:type="gramEnd"/>
+      <w:r>
+        <w:t>.state</w:t>
+      </w:r>
+      <w:proofErr w:type="spellEnd"/>
+      <w:proofErr w:type="gramStart"/>
       <w:r>
         <w:t>)</w:t>
       </w:r>
@@ -527,34 +707,69 @@
         <w:t xml:space="preserve"> }}.</w:t>
       </w:r>
       <w:r>
-        <w:t>{% else %}</w:t>
+        <w:t>{</w:t>
+      </w:r>
+      <w:proofErr w:type="gramEnd"/>
+      <w:r>
+        <w:t xml:space="preserve">% else </w:t>
+      </w:r>
+      <w:proofErr w:type="gramStart"/>
+      <w:r>
+        <w:t>%}</w:t>
       </w:r>
       <w:r>
         <w:t xml:space="preserve">{{ </w:t>
       </w:r>
       <w:proofErr w:type="spellStart"/>
       <w:r>
-        <w:t>marriage.address.city</w:t>
-      </w:r>
-      <w:proofErr w:type="spellEnd"/>
-      <w:r>
-        <w:t xml:space="preserve"> }}, {{ </w:t>
-      </w:r>
-      <w:proofErr w:type="spellStart"/>
-      <w:r>
-        <w:t>country_name</w:t>
+        <w:t>marriage</w:t>
+      </w:r>
+      <w:proofErr w:type="gramEnd"/>
+      <w:r>
+        <w:t>.</w:t>
+      </w:r>
+      <w:proofErr w:type="gramStart"/>
+      <w:r>
+        <w:t>address.city</w:t>
+      </w:r>
+      <w:proofErr w:type="spellEnd"/>
+      <w:proofErr w:type="gramEnd"/>
+      <w:r>
+        <w:t xml:space="preserve"> }}, </w:t>
+      </w:r>
+      <w:proofErr w:type="gramStart"/>
+      <w:r>
+        <w:t xml:space="preserve">{{ </w:t>
+      </w:r>
+      <w:proofErr w:type="spellStart"/>
+      <w:r>
+        <w:t>country</w:t>
+      </w:r>
+      <w:proofErr w:type="gramEnd"/>
+      <w:r>
+        <w:t>_name</w:t>
       </w:r>
       <w:proofErr w:type="spellEnd"/>
       <w:r>
         <w:t>(</w:t>
       </w:r>
       <w:proofErr w:type="spellStart"/>
-      <w:r>
-        <w:t>marriage.address.country</w:t>
-      </w:r>
-      <w:proofErr w:type="spellEnd"/>
-      <w:r>
-        <w:t xml:space="preserve">) }}.{% </w:t>
+      <w:proofErr w:type="gramStart"/>
+      <w:r>
+        <w:t>marriage.address</w:t>
+      </w:r>
+      <w:proofErr w:type="gramEnd"/>
+      <w:r>
+        <w:t>.country</w:t>
+      </w:r>
+      <w:proofErr w:type="spellEnd"/>
+      <w:proofErr w:type="gramStart"/>
+      <w:r>
+        <w:t>) }}.{</w:t>
+      </w:r>
+      <w:proofErr w:type="gramEnd"/>
+      <w:r>
+        <w:t xml:space="preserve">% </w:t>
       </w:r>
       <w:r>
         <w:t>endif %}</w:t>
@@ -569,7 +784,48 @@
         </w:numPr>
       </w:pPr>
       <w:r>
-        <w:t>I filed a complaint for divorce on</w:t>
+        <w:t xml:space="preserve">{% if </w:t>
+      </w:r>
+      <w:proofErr w:type="spellStart"/>
+      <w:r>
+        <w:t>user_ask_role</w:t>
+      </w:r>
+      <w:proofErr w:type="spellEnd"/>
+      <w:r>
+        <w:t xml:space="preserve"> == “plaintiff" </w:t>
+      </w:r>
+      <w:proofErr w:type="gramStart"/>
+      <w:r>
+        <w:t>%}</w:t>
+      </w:r>
+      <w:r>
+        <w:t>I</w:t>
+      </w:r>
+      <w:proofErr w:type="gramEnd"/>
+      <w:r>
+        <w:t xml:space="preserve">{% else </w:t>
+      </w:r>
+      <w:proofErr w:type="gramStart"/>
+      <w:r>
+        <w:t>%}The</w:t>
+      </w:r>
+      <w:proofErr w:type="gramEnd"/>
+      <w:r>
+        <w:t xml:space="preserve"> </w:t>
+      </w:r>
+      <w:proofErr w:type="gramStart"/>
+      <w:r>
+        <w:t>P</w:t>
+      </w:r>
+      <w:r>
+        <w:t>laintiff{</w:t>
+      </w:r>
+      <w:proofErr w:type="gramEnd"/>
+      <w:r>
+        <w:t>% endif %}</w:t>
+      </w:r>
+      <w:r>
+        <w:t xml:space="preserve"> filed a complaint for divorce on</w:t>
       </w:r>
       <w:r>
         <w:t xml:space="preserve"> </w:t>
@@ -607,6 +863,28 @@
       </w:r>
       <w:r>
         <w:t>.</w:t>
+      </w:r>
+    </w:p>
+    <w:p>
+      <w:pPr>
+        <w:pStyle w:val="ListParagraph"/>
+      </w:pPr>
+      <w:r>
+        <w:t xml:space="preserve">{%p if </w:t>
+      </w:r>
+      <w:proofErr w:type="spellStart"/>
+      <w:r>
+        <w:t>user_ask_role</w:t>
+      </w:r>
+      <w:proofErr w:type="spellEnd"/>
+      <w:r>
+        <w:t xml:space="preserve"> == “</w:t>
+      </w:r>
+      <w:r>
+        <w:t>defendant</w:t>
+      </w:r>
+      <w:r>
+        <w:t>" %}</w:t>
       </w:r>
     </w:p>
     <w:p>
@@ -618,280 +896,7 @@
         </w:numPr>
       </w:pPr>
       <w:r>
-        <w:t>{% if</w:t>
-      </w:r>
-      <w:r>
-        <w:t xml:space="preserve"> </w:t>
-      </w:r>
-      <w:r>
-        <w:t>(</w:t>
-      </w:r>
-      <w:r>
-        <w:t>(</w:t>
-      </w:r>
-      <w:proofErr w:type="spellStart"/>
-      <w:r>
-        <w:t>tool_ID</w:t>
-      </w:r>
-      <w:proofErr w:type="spellEnd"/>
-      <w:r>
-        <w:t xml:space="preserve"> == “</w:t>
-      </w:r>
-      <w:proofErr w:type="spellStart"/>
-      <w:r>
-        <w:t>JOD_only</w:t>
-      </w:r>
-      <w:proofErr w:type="spellEnd"/>
-      <w:r>
-        <w:t xml:space="preserve">” </w:t>
-      </w:r>
-      <w:r>
-        <w:t>or (</w:t>
-      </w:r>
-      <w:proofErr w:type="spellStart"/>
-      <w:r>
-        <w:t>tool_ID</w:t>
-      </w:r>
-      <w:proofErr w:type="spellEnd"/>
-      <w:r>
-        <w:t xml:space="preserve"> == “</w:t>
-      </w:r>
-      <w:proofErr w:type="spellStart"/>
-      <w:r>
-        <w:t>divorce_complaint</w:t>
-      </w:r>
-      <w:proofErr w:type="spellEnd"/>
-      <w:r>
-        <w:t xml:space="preserve">” and </w:t>
-      </w:r>
-      <w:proofErr w:type="spellStart"/>
-      <w:r>
-        <w:t>returning_to_finalize</w:t>
-      </w:r>
-      <w:proofErr w:type="spellEnd"/>
-      <w:r>
-        <w:t xml:space="preserve">)) </w:t>
-      </w:r>
-      <w:r>
-        <w:t xml:space="preserve">and </w:t>
-      </w:r>
-      <w:r>
-        <w:t>party_lived_6_months_MI['user']</w:t>
-      </w:r>
-      <w:r>
-        <w:t>) or (</w:t>
-      </w:r>
-      <w:proofErr w:type="spellStart"/>
-      <w:r>
-        <w:t>tool_ID</w:t>
-      </w:r>
-      <w:proofErr w:type="spellEnd"/>
-      <w:r>
-        <w:t xml:space="preserve"> == “</w:t>
-      </w:r>
-      <w:proofErr w:type="spellStart"/>
-      <w:r>
-        <w:t>divorce_complaint</w:t>
-      </w:r>
-      <w:proofErr w:type="spellEnd"/>
-      <w:r>
-        <w:t xml:space="preserve">” </w:t>
-      </w:r>
-      <w:r>
-        <w:t xml:space="preserve">and not </w:t>
-      </w:r>
-      <w:proofErr w:type="spellStart"/>
-      <w:r>
-        <w:t>returning</w:t>
-      </w:r>
-      <w:r>
-        <w:t>_</w:t>
-      </w:r>
-      <w:r>
-        <w:t>to</w:t>
-      </w:r>
-      <w:r>
-        <w:t>_</w:t>
-      </w:r>
-      <w:r>
-        <w:t>finalize</w:t>
-      </w:r>
-      <w:proofErr w:type="spellEnd"/>
-      <w:r>
-        <w:t xml:space="preserve"> </w:t>
-      </w:r>
-      <w:r>
-        <w:t xml:space="preserve">and </w:t>
-      </w:r>
-      <w:r>
-        <w:t>(users[0].</w:t>
-      </w:r>
-      <w:proofErr w:type="spellStart"/>
-      <w:r>
-        <w:t>lives_in_Michigan</w:t>
-      </w:r>
-      <w:proofErr w:type="spellEnd"/>
-      <w:r>
-        <w:t xml:space="preserve"> and users[0].has_lived_6_months_MI)</w:t>
-      </w:r>
-      <w:r>
-        <w:t xml:space="preserve">) </w:t>
-      </w:r>
-      <w:r>
-        <w:t xml:space="preserve"> %}I {%</w:t>
-      </w:r>
-      <w:r>
-        <w:t xml:space="preserve"> </w:t>
-      </w:r>
-      <w:proofErr w:type="spellStart"/>
-      <w:r>
-        <w:t>el</w:t>
-      </w:r>
-      <w:r>
-        <w:t>if</w:t>
-      </w:r>
-      <w:proofErr w:type="spellEnd"/>
-      <w:r>
-        <w:t xml:space="preserve"> (</w:t>
-      </w:r>
-      <w:r>
-        <w:t>(</w:t>
-      </w:r>
-      <w:proofErr w:type="spellStart"/>
-      <w:r>
-        <w:t>tool_ID</w:t>
-      </w:r>
-      <w:proofErr w:type="spellEnd"/>
-      <w:r>
-        <w:t xml:space="preserve"> == “</w:t>
-      </w:r>
-      <w:proofErr w:type="spellStart"/>
-      <w:r>
-        <w:t>JOD_only</w:t>
-      </w:r>
-      <w:proofErr w:type="spellEnd"/>
-      <w:r>
-        <w:t xml:space="preserve">” </w:t>
-      </w:r>
-      <w:r>
-        <w:t>or (</w:t>
-      </w:r>
-      <w:proofErr w:type="spellStart"/>
-      <w:r>
-        <w:t>tool_ID</w:t>
-      </w:r>
-      <w:proofErr w:type="spellEnd"/>
-      <w:r>
-        <w:t xml:space="preserve"> == “</w:t>
-      </w:r>
-      <w:proofErr w:type="spellStart"/>
-      <w:r>
-        <w:t>divorce_complaint</w:t>
-      </w:r>
-      <w:proofErr w:type="spellEnd"/>
-      <w:r>
-        <w:t xml:space="preserve">” and </w:t>
-      </w:r>
-      <w:proofErr w:type="spellStart"/>
-      <w:r>
-        <w:t>returning_to_finalize</w:t>
-      </w:r>
-      <w:proofErr w:type="spellEnd"/>
-      <w:r>
-        <w:t xml:space="preserve">)) </w:t>
-      </w:r>
-      <w:r>
-        <w:t xml:space="preserve">and </w:t>
-      </w:r>
-      <w:r>
-        <w:t>party_lived_6_months_MI[</w:t>
-      </w:r>
-      <w:r>
-        <w:t>‘</w:t>
-      </w:r>
-      <w:proofErr w:type="spellStart"/>
-      <w:r>
-        <w:t>other_party</w:t>
-      </w:r>
-      <w:proofErr w:type="spellEnd"/>
-      <w:r>
-        <w:t>’</w:t>
-      </w:r>
-      <w:r>
-        <w:t>]</w:t>
-      </w:r>
-      <w:r>
-        <w:t>) or (</w:t>
-      </w:r>
-      <w:proofErr w:type="spellStart"/>
-      <w:r>
-        <w:t>tool_ID</w:t>
-      </w:r>
-      <w:proofErr w:type="spellEnd"/>
-      <w:r>
-        <w:t xml:space="preserve"> == “</w:t>
-      </w:r>
-      <w:proofErr w:type="spellStart"/>
-      <w:r>
-        <w:t>divorce_complaint</w:t>
-      </w:r>
-      <w:proofErr w:type="spellEnd"/>
-      <w:r>
-        <w:t>”</w:t>
-      </w:r>
-      <w:r>
-        <w:t xml:space="preserve"> and not </w:t>
-      </w:r>
-      <w:proofErr w:type="spellStart"/>
-      <w:r>
-        <w:t>returning_to_finalize</w:t>
-      </w:r>
-      <w:proofErr w:type="spellEnd"/>
-      <w:r>
-        <w:t xml:space="preserve"> and</w:t>
-      </w:r>
-      <w:r>
-        <w:t xml:space="preserve"> </w:t>
-      </w:r>
-      <w:r>
-        <w:t>(</w:t>
-      </w:r>
-      <w:proofErr w:type="spellStart"/>
-      <w:r>
-        <w:t>other_parties</w:t>
-      </w:r>
-      <w:proofErr w:type="spellEnd"/>
-      <w:r>
-        <w:t>[0].</w:t>
-      </w:r>
-      <w:proofErr w:type="spellStart"/>
-      <w:r>
-        <w:t>lives_in_Michigan</w:t>
-      </w:r>
-      <w:proofErr w:type="spellEnd"/>
-      <w:r>
-        <w:t xml:space="preserve"> and </w:t>
-      </w:r>
-      <w:proofErr w:type="spellStart"/>
-      <w:r>
-        <w:lastRenderedPageBreak/>
-        <w:t>other_parties</w:t>
-      </w:r>
-      <w:proofErr w:type="spellEnd"/>
-      <w:r>
-        <w:t>[0].has_lived_6_months_MI)</w:t>
-      </w:r>
-      <w:r>
-        <w:t xml:space="preserve">) </w:t>
-      </w:r>
-      <w:r>
-        <w:t xml:space="preserve">%}My spouse </w:t>
-      </w:r>
-      <w:r>
-        <w:t>{% else %}________________</w:t>
-      </w:r>
-      <w:r>
-        <w:t xml:space="preserve"> </w:t>
+        <w:t xml:space="preserve">I filed an Answer and Counterclaim on ________________ </w:t>
       </w:r>
       <w:r>
         <w:rPr>
@@ -905,327 +910,31 @@
           <w:i/>
           <w:iCs/>
         </w:rPr>
-        <w:t xml:space="preserve">“I” </w:t>
-      </w:r>
-      <w:r>
-        <w:rPr>
-          <w:b/>
-          <w:bCs/>
+        <w:t xml:space="preserve">filing </w:t>
+      </w:r>
+      <w:r>
+        <w:rPr>
           <w:i/>
           <w:iCs/>
         </w:rPr>
-        <w:t>or</w:t>
-      </w:r>
-      <w:r>
-        <w:rPr>
-          <w:i/>
-          <w:iCs/>
-        </w:rPr>
-        <w:t xml:space="preserve"> “My spouse”</w:t>
-      </w:r>
-      <w:r>
-        <w:rPr>
-          <w:i/>
-          <w:iCs/>
-        </w:rPr>
-        <w:t xml:space="preserve"> </w:t>
-      </w:r>
-      <w:r>
-        <w:rPr>
-          <w:b/>
-          <w:bCs/>
-          <w:i/>
-          <w:iCs/>
-        </w:rPr>
-        <w:t>or</w:t>
-      </w:r>
-      <w:r>
-        <w:rPr>
-          <w:i/>
-          <w:iCs/>
-        </w:rPr>
-        <w:t xml:space="preserve"> “Both spouses”</w:t>
-      </w:r>
-      <w:r>
-        <w:rPr>
-          <w:i/>
-          <w:iCs/>
-        </w:rPr>
-        <w:t xml:space="preserve"> )</w:t>
-      </w:r>
-      <w:r>
-        <w:t xml:space="preserve"> </w:t>
-      </w:r>
-      <w:r>
-        <w:t>{% endif %}</w:t>
-      </w:r>
-      <w:r>
-        <w:t xml:space="preserve">lived in Michigan for 180 days </w:t>
-      </w:r>
-      <w:r>
-        <w:t>immediately prior to filing this Complaint.</w:t>
-      </w:r>
-      <w:r>
-        <w:t xml:space="preserve"> </w:t>
-      </w:r>
-      <w:r>
-        <w:t xml:space="preserve"> </w:t>
-      </w:r>
-      <w:r>
-        <w:t>{% if ((</w:t>
-      </w:r>
-      <w:proofErr w:type="spellStart"/>
-      <w:r>
-        <w:t>tool_ID</w:t>
-      </w:r>
-      <w:proofErr w:type="spellEnd"/>
-      <w:r>
-        <w:t xml:space="preserve"> == “</w:t>
-      </w:r>
-      <w:proofErr w:type="spellStart"/>
-      <w:r>
-        <w:t>JOD_only</w:t>
-      </w:r>
-      <w:proofErr w:type="spellEnd"/>
-      <w:r>
-        <w:t>” or (</w:t>
-      </w:r>
-      <w:proofErr w:type="spellStart"/>
-      <w:r>
-        <w:t>tool_ID</w:t>
-      </w:r>
-      <w:proofErr w:type="spellEnd"/>
-      <w:r>
-        <w:t xml:space="preserve"> == “</w:t>
-      </w:r>
-      <w:proofErr w:type="spellStart"/>
-      <w:r>
-        <w:t>divorce_complaint</w:t>
-      </w:r>
-      <w:proofErr w:type="spellEnd"/>
-      <w:r>
-        <w:t xml:space="preserve">” and </w:t>
-      </w:r>
-      <w:proofErr w:type="spellStart"/>
-      <w:r>
-        <w:t>returning_to_finalize</w:t>
-      </w:r>
-      <w:proofErr w:type="spellEnd"/>
-      <w:r>
-        <w:t xml:space="preserve">)) and </w:t>
-      </w:r>
-      <w:proofErr w:type="spellStart"/>
-      <w:r>
-        <w:t>party_ten_days_in_county</w:t>
-      </w:r>
-      <w:proofErr w:type="spellEnd"/>
-      <w:r>
-        <w:t>['user']</w:t>
-      </w:r>
-      <w:r>
-        <w:t>) or (</w:t>
-      </w:r>
-      <w:proofErr w:type="spellStart"/>
-      <w:r>
-        <w:t>tool_ID</w:t>
-      </w:r>
-      <w:proofErr w:type="spellEnd"/>
-      <w:r>
-        <w:t xml:space="preserve"> == “</w:t>
-      </w:r>
-      <w:proofErr w:type="spellStart"/>
-      <w:r>
-        <w:t>divorce_complaint</w:t>
-      </w:r>
-      <w:proofErr w:type="spellEnd"/>
-      <w:r>
-        <w:t xml:space="preserve">” and not </w:t>
-      </w:r>
-      <w:proofErr w:type="spellStart"/>
-      <w:r>
-        <w:t>returning_to_finalize</w:t>
-      </w:r>
-      <w:proofErr w:type="spellEnd"/>
-      <w:r>
-        <w:t xml:space="preserve"> and </w:t>
-      </w:r>
-      <w:proofErr w:type="spellStart"/>
-      <w:r>
-        <w:t>jurisdiction_party</w:t>
-      </w:r>
-      <w:proofErr w:type="spellEnd"/>
-      <w:r>
-        <w:t xml:space="preserve"> == users[0])  %}I {% </w:t>
-      </w:r>
-      <w:proofErr w:type="spellStart"/>
-      <w:r>
-        <w:t>elif</w:t>
-      </w:r>
-      <w:proofErr w:type="spellEnd"/>
-      <w:r>
-        <w:t xml:space="preserve"> ((</w:t>
-      </w:r>
-      <w:proofErr w:type="spellStart"/>
-      <w:r>
-        <w:t>tool_ID</w:t>
-      </w:r>
-      <w:proofErr w:type="spellEnd"/>
-      <w:r>
-        <w:t xml:space="preserve"> == “</w:t>
-      </w:r>
-      <w:proofErr w:type="spellStart"/>
-      <w:r>
-        <w:t>JOD_only</w:t>
-      </w:r>
-      <w:proofErr w:type="spellEnd"/>
-      <w:r>
-        <w:t>” or (</w:t>
-      </w:r>
-      <w:proofErr w:type="spellStart"/>
-      <w:r>
-        <w:t>tool_ID</w:t>
-      </w:r>
-      <w:proofErr w:type="spellEnd"/>
-      <w:r>
-        <w:t xml:space="preserve"> == “</w:t>
-      </w:r>
-      <w:proofErr w:type="spellStart"/>
-      <w:r>
-        <w:t>divorce_complaint</w:t>
-      </w:r>
-      <w:proofErr w:type="spellEnd"/>
-      <w:r>
-        <w:t xml:space="preserve">” and </w:t>
-      </w:r>
-      <w:proofErr w:type="spellStart"/>
-      <w:r>
-        <w:t>returning_to_finalize</w:t>
-      </w:r>
-      <w:proofErr w:type="spellEnd"/>
-      <w:r>
-        <w:t xml:space="preserve">)) and </w:t>
-      </w:r>
-      <w:proofErr w:type="spellStart"/>
-      <w:r>
-        <w:t>party_ten_days_in_county</w:t>
-      </w:r>
-      <w:proofErr w:type="spellEnd"/>
-      <w:r>
-        <w:t>['</w:t>
-      </w:r>
-      <w:proofErr w:type="spellStart"/>
-      <w:r>
-        <w:t>other_party</w:t>
-      </w:r>
-      <w:proofErr w:type="spellEnd"/>
-      <w:r>
-        <w:t>']</w:t>
-      </w:r>
-      <w:r>
-        <w:t>) or (</w:t>
-      </w:r>
-      <w:proofErr w:type="spellStart"/>
-      <w:r>
-        <w:t>tool_ID</w:t>
-      </w:r>
-      <w:proofErr w:type="spellEnd"/>
-      <w:r>
-        <w:t xml:space="preserve"> == “</w:t>
-      </w:r>
-      <w:proofErr w:type="spellStart"/>
-      <w:r>
-        <w:t>divorce_complaint</w:t>
-      </w:r>
-      <w:proofErr w:type="spellEnd"/>
-      <w:r>
-        <w:t xml:space="preserve">” and not </w:t>
-      </w:r>
-      <w:proofErr w:type="spellStart"/>
-      <w:r>
-        <w:t>returning_to_finalize</w:t>
-      </w:r>
-      <w:proofErr w:type="spellEnd"/>
-      <w:r>
-        <w:t xml:space="preserve"> and </w:t>
-      </w:r>
-      <w:proofErr w:type="spellStart"/>
-      <w:r>
-        <w:t>jurisdiction_party</w:t>
-      </w:r>
-      <w:proofErr w:type="spellEnd"/>
-      <w:r>
-        <w:t xml:space="preserve"> == </w:t>
-      </w:r>
-      <w:proofErr w:type="spellStart"/>
-      <w:r>
-        <w:t>other_parties</w:t>
-      </w:r>
-      <w:proofErr w:type="spellEnd"/>
-      <w:r>
-        <w:t xml:space="preserve">[0] ) %}My spouse {% else %}________________ </w:t>
-      </w:r>
-      <w:r>
-        <w:rPr>
-          <w:i/>
-          <w:iCs/>
-        </w:rPr>
-        <w:t xml:space="preserve">(“I” </w:t>
-      </w:r>
-      <w:r>
-        <w:rPr>
-          <w:b/>
-          <w:bCs/>
-          <w:i/>
-          <w:iCs/>
-        </w:rPr>
-        <w:t>or</w:t>
-      </w:r>
-      <w:r>
-        <w:rPr>
-          <w:i/>
-          <w:iCs/>
-        </w:rPr>
-        <w:t xml:space="preserve"> “My spouse” </w:t>
-      </w:r>
-      <w:r>
-        <w:rPr>
-          <w:b/>
-          <w:bCs/>
-          <w:i/>
-          <w:iCs/>
-        </w:rPr>
-        <w:t>or</w:t>
-      </w:r>
-      <w:r>
-        <w:rPr>
-          <w:i/>
-          <w:iCs/>
-        </w:rPr>
-        <w:t xml:space="preserve"> “Both spouses” )</w:t>
-      </w:r>
-      <w:r>
-        <w:t xml:space="preserve"> {% endif %}</w:t>
-      </w:r>
-      <w:r>
-        <w:t xml:space="preserve">lived </w:t>
-      </w:r>
-      <w:r>
-        <w:t xml:space="preserve">in </w:t>
-      </w:r>
-      <w:r>
-        <w:t xml:space="preserve">{{ </w:t>
-      </w:r>
-      <w:proofErr w:type="spellStart"/>
-      <w:r>
-        <w:t>county_choice</w:t>
-      </w:r>
-      <w:proofErr w:type="spellEnd"/>
-      <w:r>
-        <w:t xml:space="preserve"> }}</w:t>
-      </w:r>
-      <w:r>
-        <w:t xml:space="preserve"> County for 10 days immediately prior to filing this Complaint.</w:t>
-      </w:r>
+        <w:t>date)</w:t>
+      </w:r>
+      <w:r>
+        <w:t>.</w:t>
+      </w:r>
+    </w:p>
+    <w:p>
+      <w:pPr>
+        <w:pStyle w:val="ListParagraph"/>
+      </w:pPr>
+      <w:r>
+        <w:t xml:space="preserve">{%p </w:t>
+      </w:r>
+      <w:proofErr w:type="gramStart"/>
+      <w:r>
+        <w:t>endif %}</w:t>
+      </w:r>
+      <w:proofErr w:type="gramEnd"/>
     </w:p>
     <w:p>
       <w:pPr>
@@ -1236,15 +945,67 @@
         </w:numPr>
       </w:pPr>
       <w:r>
-        <w:t xml:space="preserve">When I filed my complaint </w:t>
-      </w:r>
-      <w:proofErr w:type="gramStart"/>
-      <w:r>
-        <w:t>for</w:t>
-      </w:r>
-      <w:proofErr w:type="gramEnd"/>
-      <w:r>
-        <w:t xml:space="preserve"> divorce, all the statements were true.</w:t>
+        <w:rPr>
+          <w:i/>
+          <w:iCs/>
+        </w:rPr>
+        <w:t>(If applicable)</w:t>
+      </w:r>
+      <w:r>
+        <w:t xml:space="preserve"> A default was entered against </w:t>
+      </w:r>
+      <w:proofErr w:type="gramStart"/>
+      <w:r>
+        <w:t xml:space="preserve">{{ </w:t>
+      </w:r>
+      <w:proofErr w:type="spellStart"/>
+      <w:r>
+        <w:t>OP</w:t>
+      </w:r>
+      <w:proofErr w:type="gramEnd"/>
+      <w:r>
+        <w:t>_party_</w:t>
+      </w:r>
+      <w:proofErr w:type="gramStart"/>
+      <w:r>
+        <w:t>label</w:t>
+      </w:r>
+      <w:proofErr w:type="spellEnd"/>
+      <w:r>
+        <w:t xml:space="preserve"> }</w:t>
+      </w:r>
+      <w:proofErr w:type="gramEnd"/>
+      <w:r>
+        <w:t>}</w:t>
+      </w:r>
+      <w:r>
+        <w:t xml:space="preserve"> on _________________ </w:t>
+      </w:r>
+      <w:r>
+        <w:rPr>
+          <w:i/>
+          <w:iCs/>
+        </w:rPr>
+        <w:t>(date of default entry)</w:t>
+      </w:r>
+      <w:r>
+        <w:t>. It has not been set aside.</w:t>
+      </w:r>
+    </w:p>
+    <w:p>
+      <w:pPr>
+        <w:pStyle w:val="ListParagraph"/>
+      </w:pPr>
+      <w:r>
+        <w:t xml:space="preserve">{%p if </w:t>
+      </w:r>
+      <w:proofErr w:type="spellStart"/>
+      <w:r>
+        <w:t>user_ask_role</w:t>
+      </w:r>
+      <w:proofErr w:type="spellEnd"/>
+      <w:r>
+        <w:t xml:space="preserve"> == “plaintiff” %}</w:t>
       </w:r>
     </w:p>
     <w:p>
@@ -1256,16 +1017,888 @@
         </w:numPr>
       </w:pPr>
       <w:r>
-        <w:t xml:space="preserve">All the statements in my complaint </w:t>
-      </w:r>
-      <w:proofErr w:type="gramStart"/>
-      <w:r>
-        <w:t>for</w:t>
-      </w:r>
-      <w:proofErr w:type="gramEnd"/>
-      <w:r>
-        <w:t xml:space="preserve"> divorce are still true today.</w:t>
-      </w:r>
+        <w:t>{% if ((</w:t>
+      </w:r>
+      <w:proofErr w:type="spellStart"/>
+      <w:r>
+        <w:t>tool_ID</w:t>
+      </w:r>
+      <w:proofErr w:type="spellEnd"/>
+      <w:r>
+        <w:t xml:space="preserve"> == “</w:t>
+      </w:r>
+      <w:proofErr w:type="spellStart"/>
+      <w:r>
+        <w:t>JOD_only</w:t>
+      </w:r>
+      <w:proofErr w:type="spellEnd"/>
+      <w:r>
+        <w:t>” or (</w:t>
+      </w:r>
+      <w:proofErr w:type="spellStart"/>
+      <w:r>
+        <w:t>tool_ID</w:t>
+      </w:r>
+      <w:proofErr w:type="spellEnd"/>
+      <w:r>
+        <w:t xml:space="preserve"> == “</w:t>
+      </w:r>
+      <w:proofErr w:type="spellStart"/>
+      <w:r>
+        <w:t>divorce_complaint</w:t>
+      </w:r>
+      <w:proofErr w:type="spellEnd"/>
+      <w:r>
+        <w:t xml:space="preserve">” and </w:t>
+      </w:r>
+      <w:proofErr w:type="spellStart"/>
+      <w:r>
+        <w:t>returning_to_finalize</w:t>
+      </w:r>
+      <w:proofErr w:type="spellEnd"/>
+      <w:r>
+        <w:t xml:space="preserve">)) and </w:t>
+      </w:r>
+      <w:r>
+        <w:t>party_lived_6_months_MI['user']</w:t>
+      </w:r>
+      <w:r>
+        <w:t xml:space="preserve"> and </w:t>
+      </w:r>
+      <w:r>
+        <w:t>party_lived_6_months_MI[</w:t>
+      </w:r>
+      <w:r>
+        <w:t>‘</w:t>
+      </w:r>
+      <w:proofErr w:type="spellStart"/>
+      <w:r>
+        <w:t>other_party</w:t>
+      </w:r>
+      <w:proofErr w:type="spellEnd"/>
+      <w:r>
+        <w:t>’</w:t>
+      </w:r>
+      <w:r>
+        <w:t>]</w:t>
+      </w:r>
+      <w:r>
+        <w:t>) or (</w:t>
+      </w:r>
+      <w:proofErr w:type="spellStart"/>
+      <w:r>
+        <w:t>tool_ID</w:t>
+      </w:r>
+      <w:proofErr w:type="spellEnd"/>
+      <w:r>
+        <w:t xml:space="preserve"> == “</w:t>
+      </w:r>
+      <w:proofErr w:type="spellStart"/>
+      <w:r>
+        <w:t>divorce_complaint</w:t>
+      </w:r>
+      <w:proofErr w:type="spellEnd"/>
+      <w:r>
+        <w:t xml:space="preserve">” and not </w:t>
+      </w:r>
+      <w:proofErr w:type="spellStart"/>
+      <w:r>
+        <w:t>returning_to_finalize</w:t>
+      </w:r>
+      <w:proofErr w:type="spellEnd"/>
+      <w:r>
+        <w:t xml:space="preserve"> and </w:t>
+      </w:r>
+      <w:r>
+        <w:t>(users[0].</w:t>
+      </w:r>
+      <w:proofErr w:type="spellStart"/>
+      <w:r>
+        <w:t>lives_in_Michigan</w:t>
+      </w:r>
+      <w:proofErr w:type="spellEnd"/>
+      <w:r>
+        <w:t xml:space="preserve"> and users[0].has_lived_6_months_MI)</w:t>
+      </w:r>
+      <w:r>
+        <w:t xml:space="preserve"> and </w:t>
+      </w:r>
+      <w:r>
+        <w:t>(</w:t>
+      </w:r>
+      <w:proofErr w:type="spellStart"/>
+      <w:r>
+        <w:t>other_parties</w:t>
+      </w:r>
+      <w:proofErr w:type="spellEnd"/>
+      <w:r>
+        <w:t>[0].</w:t>
+      </w:r>
+      <w:proofErr w:type="spellStart"/>
+      <w:r>
+        <w:t>lives_in_Michigan</w:t>
+      </w:r>
+      <w:proofErr w:type="spellEnd"/>
+      <w:r>
+        <w:t xml:space="preserve"> and </w:t>
+      </w:r>
+      <w:proofErr w:type="spellStart"/>
+      <w:r>
+        <w:t>other_parties</w:t>
+      </w:r>
+      <w:proofErr w:type="spellEnd"/>
+      <w:r>
+        <w:t>[0].has_lived_6_months_MI)</w:t>
+      </w:r>
+      <w:r>
+        <w:t xml:space="preserve">)  %}My spouse and I both </w:t>
+      </w:r>
+      <w:r>
+        <w:t xml:space="preserve">{% </w:t>
+      </w:r>
+      <w:proofErr w:type="spellStart"/>
+      <w:r>
+        <w:t>el</w:t>
+      </w:r>
+      <w:r>
+        <w:t>if</w:t>
+      </w:r>
+      <w:proofErr w:type="spellEnd"/>
+      <w:r>
+        <w:t xml:space="preserve"> </w:t>
+      </w:r>
+      <w:r>
+        <w:t>(</w:t>
+      </w:r>
+      <w:r>
+        <w:t>(</w:t>
+      </w:r>
+      <w:proofErr w:type="spellStart"/>
+      <w:r>
+        <w:t>tool_ID</w:t>
+      </w:r>
+      <w:proofErr w:type="spellEnd"/>
+      <w:r>
+        <w:t xml:space="preserve"> == “</w:t>
+      </w:r>
+      <w:proofErr w:type="spellStart"/>
+      <w:r>
+        <w:t>JOD_only</w:t>
+      </w:r>
+      <w:proofErr w:type="spellEnd"/>
+      <w:r>
+        <w:t xml:space="preserve">” </w:t>
+      </w:r>
+      <w:r>
+        <w:t>or (</w:t>
+      </w:r>
+      <w:proofErr w:type="spellStart"/>
+      <w:r>
+        <w:t>tool_ID</w:t>
+      </w:r>
+      <w:proofErr w:type="spellEnd"/>
+      <w:r>
+        <w:t xml:space="preserve"> == “</w:t>
+      </w:r>
+      <w:proofErr w:type="spellStart"/>
+      <w:r>
+        <w:t>divorce_complaint</w:t>
+      </w:r>
+      <w:proofErr w:type="spellEnd"/>
+      <w:r>
+        <w:t xml:space="preserve">” and </w:t>
+      </w:r>
+      <w:proofErr w:type="spellStart"/>
+      <w:r>
+        <w:t>returning_to_finalize</w:t>
+      </w:r>
+      <w:proofErr w:type="spellEnd"/>
+      <w:r>
+        <w:t xml:space="preserve">)) </w:t>
+      </w:r>
+      <w:r>
+        <w:t xml:space="preserve">and </w:t>
+      </w:r>
+      <w:r>
+        <w:t>party_lived_6_months_MI['user']</w:t>
+      </w:r>
+      <w:r>
+        <w:t>) or (</w:t>
+      </w:r>
+      <w:proofErr w:type="spellStart"/>
+      <w:r>
+        <w:t>tool_ID</w:t>
+      </w:r>
+      <w:proofErr w:type="spellEnd"/>
+      <w:r>
+        <w:t xml:space="preserve"> == “</w:t>
+      </w:r>
+      <w:proofErr w:type="spellStart"/>
+      <w:r>
+        <w:t>divorce_complaint</w:t>
+      </w:r>
+      <w:proofErr w:type="spellEnd"/>
+      <w:r>
+        <w:t xml:space="preserve">” </w:t>
+      </w:r>
+      <w:r>
+        <w:t xml:space="preserve">and not </w:t>
+      </w:r>
+      <w:proofErr w:type="spellStart"/>
+      <w:r>
+        <w:t>returning</w:t>
+      </w:r>
+      <w:r>
+        <w:t>_</w:t>
+      </w:r>
+      <w:r>
+        <w:t>to</w:t>
+      </w:r>
+      <w:r>
+        <w:t>_</w:t>
+      </w:r>
+      <w:r>
+        <w:t>finalize</w:t>
+      </w:r>
+      <w:proofErr w:type="spellEnd"/>
+      <w:r>
+        <w:t xml:space="preserve"> </w:t>
+      </w:r>
+      <w:r>
+        <w:t xml:space="preserve">and </w:t>
+      </w:r>
+      <w:r>
+        <w:t>(users[0].</w:t>
+      </w:r>
+      <w:proofErr w:type="spellStart"/>
+      <w:r>
+        <w:t>lives_in_Michigan</w:t>
+      </w:r>
+      <w:proofErr w:type="spellEnd"/>
+      <w:r>
+        <w:t xml:space="preserve"> and users[0].has_lived_6_months_MI)</w:t>
+      </w:r>
+      <w:r>
+        <w:t xml:space="preserve">) </w:t>
+      </w:r>
+      <w:r>
+        <w:t xml:space="preserve"> %}I {%</w:t>
+      </w:r>
+      <w:r>
+        <w:t xml:space="preserve"> </w:t>
+      </w:r>
+      <w:proofErr w:type="spellStart"/>
+      <w:r>
+        <w:t>el</w:t>
+      </w:r>
+      <w:r>
+        <w:t>if</w:t>
+      </w:r>
+      <w:proofErr w:type="spellEnd"/>
+      <w:r>
+        <w:t xml:space="preserve"> (</w:t>
+      </w:r>
+      <w:r>
+        <w:t>(</w:t>
+      </w:r>
+      <w:proofErr w:type="spellStart"/>
+      <w:r>
+        <w:t>tool_ID</w:t>
+      </w:r>
+      <w:proofErr w:type="spellEnd"/>
+      <w:r>
+        <w:t xml:space="preserve"> == “</w:t>
+      </w:r>
+      <w:proofErr w:type="spellStart"/>
+      <w:r>
+        <w:t>JOD_only</w:t>
+      </w:r>
+      <w:proofErr w:type="spellEnd"/>
+      <w:r>
+        <w:t xml:space="preserve">” </w:t>
+      </w:r>
+      <w:r>
+        <w:t>or (</w:t>
+      </w:r>
+      <w:proofErr w:type="spellStart"/>
+      <w:r>
+        <w:t>tool_ID</w:t>
+      </w:r>
+      <w:proofErr w:type="spellEnd"/>
+      <w:r>
+        <w:t xml:space="preserve"> == “</w:t>
+      </w:r>
+      <w:proofErr w:type="spellStart"/>
+      <w:r>
+        <w:t>divorce_complaint</w:t>
+      </w:r>
+      <w:proofErr w:type="spellEnd"/>
+      <w:r>
+        <w:t xml:space="preserve">” and </w:t>
+      </w:r>
+      <w:proofErr w:type="spellStart"/>
+      <w:r>
+        <w:t>returning_to_finalize</w:t>
+      </w:r>
+      <w:proofErr w:type="spellEnd"/>
+      <w:r>
+        <w:t xml:space="preserve">)) </w:t>
+      </w:r>
+      <w:r>
+        <w:t xml:space="preserve">and </w:t>
+      </w:r>
+      <w:r>
+        <w:t>party_lived_6_months_MI[</w:t>
+      </w:r>
+      <w:r>
+        <w:t>‘</w:t>
+      </w:r>
+      <w:proofErr w:type="spellStart"/>
+      <w:r>
+        <w:t>other_party</w:t>
+      </w:r>
+      <w:proofErr w:type="spellEnd"/>
+      <w:r>
+        <w:t>’</w:t>
+      </w:r>
+      <w:r>
+        <w:t>]</w:t>
+      </w:r>
+      <w:r>
+        <w:t>) or (</w:t>
+      </w:r>
+      <w:proofErr w:type="spellStart"/>
+      <w:r>
+        <w:t>tool_ID</w:t>
+      </w:r>
+      <w:proofErr w:type="spellEnd"/>
+      <w:r>
+        <w:t xml:space="preserve"> == “</w:t>
+      </w:r>
+      <w:proofErr w:type="spellStart"/>
+      <w:r>
+        <w:t>divorce_complaint</w:t>
+      </w:r>
+      <w:proofErr w:type="spellEnd"/>
+      <w:r>
+        <w:t>”</w:t>
+      </w:r>
+      <w:r>
+        <w:t xml:space="preserve"> and not </w:t>
+      </w:r>
+      <w:proofErr w:type="spellStart"/>
+      <w:r>
+        <w:t>returning_to_finalize</w:t>
+      </w:r>
+      <w:proofErr w:type="spellEnd"/>
+      <w:r>
+        <w:t xml:space="preserve"> and</w:t>
+      </w:r>
+      <w:r>
+        <w:t xml:space="preserve"> </w:t>
+      </w:r>
+      <w:r>
+        <w:t>(</w:t>
+      </w:r>
+      <w:proofErr w:type="spellStart"/>
+      <w:r>
+        <w:t>other_parties</w:t>
+      </w:r>
+      <w:proofErr w:type="spellEnd"/>
+      <w:r>
+        <w:t>[0].</w:t>
+      </w:r>
+      <w:proofErr w:type="spellStart"/>
+      <w:r>
+        <w:t>lives_in_Michigan</w:t>
+      </w:r>
+      <w:proofErr w:type="spellEnd"/>
+      <w:r>
+        <w:t xml:space="preserve"> and </w:t>
+      </w:r>
+      <w:proofErr w:type="spellStart"/>
+      <w:r>
+        <w:t>other_parties</w:t>
+      </w:r>
+      <w:proofErr w:type="spellEnd"/>
+      <w:r>
+        <w:t>[0].has_lived_6_months_MI)</w:t>
+      </w:r>
+      <w:r>
+        <w:t xml:space="preserve">) </w:t>
+      </w:r>
+      <w:r>
+        <w:t xml:space="preserve">%}My spouse </w:t>
+      </w:r>
+      <w:r>
+        <w:t>{% else %}________________</w:t>
+      </w:r>
+      <w:r>
+        <w:t xml:space="preserve"> </w:t>
+      </w:r>
+      <w:r>
+        <w:rPr>
+          <w:i/>
+          <w:iCs/>
+        </w:rPr>
+        <w:t>(</w:t>
+      </w:r>
+      <w:r>
+        <w:rPr>
+          <w:i/>
+          <w:iCs/>
+        </w:rPr>
+        <w:t xml:space="preserve">“I” </w:t>
+      </w:r>
+      <w:r>
+        <w:rPr>
+          <w:b/>
+          <w:bCs/>
+          <w:i/>
+          <w:iCs/>
+        </w:rPr>
+        <w:t>or</w:t>
+      </w:r>
+      <w:r>
+        <w:rPr>
+          <w:i/>
+          <w:iCs/>
+        </w:rPr>
+        <w:t xml:space="preserve"> “My spouse”</w:t>
+      </w:r>
+      <w:r>
+        <w:rPr>
+          <w:i/>
+          <w:iCs/>
+        </w:rPr>
+        <w:t xml:space="preserve"> </w:t>
+      </w:r>
+      <w:r>
+        <w:rPr>
+          <w:b/>
+          <w:bCs/>
+          <w:i/>
+          <w:iCs/>
+        </w:rPr>
+        <w:t>or</w:t>
+      </w:r>
+      <w:r>
+        <w:rPr>
+          <w:i/>
+          <w:iCs/>
+        </w:rPr>
+        <w:t xml:space="preserve"> “Both spouses”</w:t>
+      </w:r>
+      <w:r>
+        <w:rPr>
+          <w:i/>
+          <w:iCs/>
+        </w:rPr>
+        <w:t xml:space="preserve"> )</w:t>
+      </w:r>
+      <w:r>
+        <w:t xml:space="preserve"> </w:t>
+      </w:r>
+      <w:r>
+        <w:t>{% endif %}</w:t>
+      </w:r>
+      <w:r>
+        <w:t xml:space="preserve">lived in Michigan for 180 days </w:t>
+      </w:r>
+      <w:r>
+        <w:t>immediately prior to filing this Complaint.</w:t>
+      </w:r>
+      <w:r>
+        <w:t xml:space="preserve"> </w:t>
+      </w:r>
+      <w:r>
+        <w:t xml:space="preserve"> </w:t>
+      </w:r>
+      <w:r>
+        <w:t>{% if ((</w:t>
+      </w:r>
+      <w:proofErr w:type="spellStart"/>
+      <w:r>
+        <w:t>tool_ID</w:t>
+      </w:r>
+      <w:proofErr w:type="spellEnd"/>
+      <w:r>
+        <w:t xml:space="preserve"> == “</w:t>
+      </w:r>
+      <w:proofErr w:type="spellStart"/>
+      <w:r>
+        <w:t>JOD_only</w:t>
+      </w:r>
+      <w:proofErr w:type="spellEnd"/>
+      <w:r>
+        <w:t>” or (</w:t>
+      </w:r>
+      <w:proofErr w:type="spellStart"/>
+      <w:r>
+        <w:t>tool_ID</w:t>
+      </w:r>
+      <w:proofErr w:type="spellEnd"/>
+      <w:r>
+        <w:t xml:space="preserve"> == “</w:t>
+      </w:r>
+      <w:proofErr w:type="spellStart"/>
+      <w:r>
+        <w:t>divorce_complaint</w:t>
+      </w:r>
+      <w:proofErr w:type="spellEnd"/>
+      <w:r>
+        <w:t xml:space="preserve">” and </w:t>
+      </w:r>
+      <w:proofErr w:type="spellStart"/>
+      <w:r>
+        <w:t>returning_to_finalize</w:t>
+      </w:r>
+      <w:proofErr w:type="spellEnd"/>
+      <w:r>
+        <w:t xml:space="preserve">)) and </w:t>
+      </w:r>
+      <w:proofErr w:type="spellStart"/>
+      <w:r>
+        <w:t>party_ten_days_in_county</w:t>
+      </w:r>
+      <w:proofErr w:type="spellEnd"/>
+      <w:r>
+        <w:t>['user']</w:t>
+      </w:r>
+      <w:r>
+        <w:t xml:space="preserve"> and </w:t>
+      </w:r>
+      <w:proofErr w:type="spellStart"/>
+      <w:r>
+        <w:t>party_ten_days_in_county</w:t>
+      </w:r>
+      <w:proofErr w:type="spellEnd"/>
+      <w:r>
+        <w:t>['</w:t>
+      </w:r>
+      <w:proofErr w:type="spellStart"/>
+      <w:r>
+        <w:t>other_party</w:t>
+      </w:r>
+      <w:proofErr w:type="spellEnd"/>
+      <w:r>
+        <w:t>']</w:t>
+      </w:r>
+      <w:r>
+        <w:t>) or (</w:t>
+      </w:r>
+      <w:proofErr w:type="spellStart"/>
+      <w:r>
+        <w:t>tool_ID</w:t>
+      </w:r>
+      <w:proofErr w:type="spellEnd"/>
+      <w:r>
+        <w:t xml:space="preserve"> == “</w:t>
+      </w:r>
+      <w:proofErr w:type="spellStart"/>
+      <w:r>
+        <w:t>divorce_complaint</w:t>
+      </w:r>
+      <w:proofErr w:type="spellEnd"/>
+      <w:r>
+        <w:t xml:space="preserve">” and not </w:t>
+      </w:r>
+      <w:proofErr w:type="spellStart"/>
+      <w:r>
+        <w:t>returning_to_finalize</w:t>
+      </w:r>
+      <w:proofErr w:type="spellEnd"/>
+      <w:r>
+        <w:t xml:space="preserve"> and </w:t>
+      </w:r>
+      <w:proofErr w:type="spellStart"/>
+      <w:r>
+        <w:t>jurisdiction_party</w:t>
+      </w:r>
+      <w:proofErr w:type="spellEnd"/>
+      <w:r>
+        <w:t xml:space="preserve"> == “both”)  %}My spouse and I both </w:t>
+      </w:r>
+      <w:r>
+        <w:t xml:space="preserve">{% </w:t>
+      </w:r>
+      <w:proofErr w:type="spellStart"/>
+      <w:r>
+        <w:t>el</w:t>
+      </w:r>
+      <w:r>
+        <w:t>if</w:t>
+      </w:r>
+      <w:proofErr w:type="spellEnd"/>
+      <w:r>
+        <w:t xml:space="preserve"> ((</w:t>
+      </w:r>
+      <w:proofErr w:type="spellStart"/>
+      <w:r>
+        <w:t>tool_ID</w:t>
+      </w:r>
+      <w:proofErr w:type="spellEnd"/>
+      <w:r>
+        <w:t xml:space="preserve"> == “</w:t>
+      </w:r>
+      <w:proofErr w:type="spellStart"/>
+      <w:r>
+        <w:t>JOD_only</w:t>
+      </w:r>
+      <w:proofErr w:type="spellEnd"/>
+      <w:r>
+        <w:t>” or (</w:t>
+      </w:r>
+      <w:proofErr w:type="spellStart"/>
+      <w:r>
+        <w:t>tool_ID</w:t>
+      </w:r>
+      <w:proofErr w:type="spellEnd"/>
+      <w:r>
+        <w:t xml:space="preserve"> == “</w:t>
+      </w:r>
+      <w:proofErr w:type="spellStart"/>
+      <w:r>
+        <w:t>divorce_complaint</w:t>
+      </w:r>
+      <w:proofErr w:type="spellEnd"/>
+      <w:r>
+        <w:t xml:space="preserve">” and </w:t>
+      </w:r>
+      <w:proofErr w:type="spellStart"/>
+      <w:r>
+        <w:t>returning_to_finalize</w:t>
+      </w:r>
+      <w:proofErr w:type="spellEnd"/>
+      <w:r>
+        <w:t xml:space="preserve">)) and </w:t>
+      </w:r>
+      <w:proofErr w:type="spellStart"/>
+      <w:r>
+        <w:lastRenderedPageBreak/>
+        <w:t>party_ten_days_in_county</w:t>
+      </w:r>
+      <w:proofErr w:type="spellEnd"/>
+      <w:r>
+        <w:t>['user']</w:t>
+      </w:r>
+      <w:r>
+        <w:t>) or (</w:t>
+      </w:r>
+      <w:proofErr w:type="spellStart"/>
+      <w:r>
+        <w:t>tool_ID</w:t>
+      </w:r>
+      <w:proofErr w:type="spellEnd"/>
+      <w:r>
+        <w:t xml:space="preserve"> == “</w:t>
+      </w:r>
+      <w:proofErr w:type="spellStart"/>
+      <w:r>
+        <w:t>divorce_complaint</w:t>
+      </w:r>
+      <w:proofErr w:type="spellEnd"/>
+      <w:r>
+        <w:t xml:space="preserve">” and not </w:t>
+      </w:r>
+      <w:proofErr w:type="spellStart"/>
+      <w:r>
+        <w:t>returning_to_finalize</w:t>
+      </w:r>
+      <w:proofErr w:type="spellEnd"/>
+      <w:r>
+        <w:t xml:space="preserve"> and </w:t>
+      </w:r>
+      <w:proofErr w:type="spellStart"/>
+      <w:r>
+        <w:t>jurisdiction_party</w:t>
+      </w:r>
+      <w:proofErr w:type="spellEnd"/>
+      <w:r>
+        <w:t xml:space="preserve"> == users[0])  %}I {% </w:t>
+      </w:r>
+      <w:proofErr w:type="spellStart"/>
+      <w:r>
+        <w:t>elif</w:t>
+      </w:r>
+      <w:proofErr w:type="spellEnd"/>
+      <w:r>
+        <w:t xml:space="preserve"> ((</w:t>
+      </w:r>
+      <w:proofErr w:type="spellStart"/>
+      <w:r>
+        <w:t>tool_ID</w:t>
+      </w:r>
+      <w:proofErr w:type="spellEnd"/>
+      <w:r>
+        <w:t xml:space="preserve"> == “</w:t>
+      </w:r>
+      <w:proofErr w:type="spellStart"/>
+      <w:r>
+        <w:t>JOD_only</w:t>
+      </w:r>
+      <w:proofErr w:type="spellEnd"/>
+      <w:r>
+        <w:t>” or (</w:t>
+      </w:r>
+      <w:proofErr w:type="spellStart"/>
+      <w:r>
+        <w:t>tool_ID</w:t>
+      </w:r>
+      <w:proofErr w:type="spellEnd"/>
+      <w:r>
+        <w:t xml:space="preserve"> == “</w:t>
+      </w:r>
+      <w:proofErr w:type="spellStart"/>
+      <w:r>
+        <w:t>divorce_complaint</w:t>
+      </w:r>
+      <w:proofErr w:type="spellEnd"/>
+      <w:r>
+        <w:t xml:space="preserve">” and </w:t>
+      </w:r>
+      <w:proofErr w:type="spellStart"/>
+      <w:r>
+        <w:t>returning_to_finalize</w:t>
+      </w:r>
+      <w:proofErr w:type="spellEnd"/>
+      <w:r>
+        <w:t xml:space="preserve">)) and </w:t>
+      </w:r>
+      <w:proofErr w:type="spellStart"/>
+      <w:r>
+        <w:t>party_ten_days_in_county</w:t>
+      </w:r>
+      <w:proofErr w:type="spellEnd"/>
+      <w:r>
+        <w:t>['</w:t>
+      </w:r>
+      <w:proofErr w:type="spellStart"/>
+      <w:r>
+        <w:t>other_party</w:t>
+      </w:r>
+      <w:proofErr w:type="spellEnd"/>
+      <w:r>
+        <w:t>']</w:t>
+      </w:r>
+      <w:r>
+        <w:t>) or (</w:t>
+      </w:r>
+      <w:proofErr w:type="spellStart"/>
+      <w:r>
+        <w:t>tool_ID</w:t>
+      </w:r>
+      <w:proofErr w:type="spellEnd"/>
+      <w:r>
+        <w:t xml:space="preserve"> == “</w:t>
+      </w:r>
+      <w:proofErr w:type="spellStart"/>
+      <w:r>
+        <w:t>divorce_complaint</w:t>
+      </w:r>
+      <w:proofErr w:type="spellEnd"/>
+      <w:r>
+        <w:t xml:space="preserve">” and not </w:t>
+      </w:r>
+      <w:proofErr w:type="spellStart"/>
+      <w:r>
+        <w:t>returning_to_finalize</w:t>
+      </w:r>
+      <w:proofErr w:type="spellEnd"/>
+      <w:r>
+        <w:t xml:space="preserve"> and </w:t>
+      </w:r>
+      <w:proofErr w:type="spellStart"/>
+      <w:r>
+        <w:t>jurisdiction_party</w:t>
+      </w:r>
+      <w:proofErr w:type="spellEnd"/>
+      <w:r>
+        <w:t xml:space="preserve"> == </w:t>
+      </w:r>
+      <w:proofErr w:type="spellStart"/>
+      <w:r>
+        <w:t>other_parties</w:t>
+      </w:r>
+      <w:proofErr w:type="spellEnd"/>
+      <w:r>
+        <w:t xml:space="preserve">[0] ) %}My spouse {% else %}________________ </w:t>
+      </w:r>
+      <w:r>
+        <w:rPr>
+          <w:i/>
+          <w:iCs/>
+        </w:rPr>
+        <w:t xml:space="preserve">(“I” </w:t>
+      </w:r>
+      <w:r>
+        <w:rPr>
+          <w:b/>
+          <w:bCs/>
+          <w:i/>
+          <w:iCs/>
+        </w:rPr>
+        <w:t>or</w:t>
+      </w:r>
+      <w:r>
+        <w:rPr>
+          <w:i/>
+          <w:iCs/>
+        </w:rPr>
+        <w:t xml:space="preserve"> “My spouse” </w:t>
+      </w:r>
+      <w:r>
+        <w:rPr>
+          <w:b/>
+          <w:bCs/>
+          <w:i/>
+          <w:iCs/>
+        </w:rPr>
+        <w:t>or</w:t>
+      </w:r>
+      <w:r>
+        <w:rPr>
+          <w:i/>
+          <w:iCs/>
+        </w:rPr>
+        <w:t xml:space="preserve"> “Both spouses” )</w:t>
+      </w:r>
+      <w:r>
+        <w:t xml:space="preserve"> {% endif %}</w:t>
+      </w:r>
+      <w:r>
+        <w:t xml:space="preserve">lived </w:t>
+      </w:r>
+      <w:r>
+        <w:t xml:space="preserve">in </w:t>
+      </w:r>
+      <w:r>
+        <w:t xml:space="preserve">{{ </w:t>
+      </w:r>
+      <w:proofErr w:type="spellStart"/>
+      <w:r>
+        <w:t>county_choice</w:t>
+      </w:r>
+      <w:proofErr w:type="spellEnd"/>
+      <w:r>
+        <w:t xml:space="preserve"> }}</w:t>
+      </w:r>
+      <w:r>
+        <w:t xml:space="preserve"> County for 10 days immediately prior to filing this Complaint.</w:t>
+      </w:r>
+    </w:p>
+    <w:p>
+      <w:pPr>
+        <w:pStyle w:val="ListParagraph"/>
+      </w:pPr>
+      <w:r>
+        <w:t xml:space="preserve">{%p </w:t>
+      </w:r>
+      <w:proofErr w:type="gramStart"/>
+      <w:r>
+        <w:t>else %}</w:t>
+      </w:r>
+      <w:proofErr w:type="gramEnd"/>
     </w:p>
     <w:p>
       <w:pPr>
@@ -1276,16 +1909,172 @@
         </w:numPr>
       </w:pPr>
       <w:r>
-        <w:t xml:space="preserve">There has been a breakdown of the marriage relationship such that the objects of matrimony have been destroyed and there remains no reasonable likelihood that </w:t>
-      </w:r>
-      <w:proofErr w:type="gramStart"/>
-      <w:r>
-        <w:t>the marriage</w:t>
-      </w:r>
-      <w:proofErr w:type="gramEnd"/>
-      <w:r>
-        <w:t xml:space="preserve"> can be preserved.</w:t>
-      </w:r>
+        <w:t xml:space="preserve"> </w:t>
+      </w:r>
+      <w:r>
+        <w:t>_</w:t>
+      </w:r>
+      <w:r>
+        <w:t>__</w:t>
+      </w:r>
+      <w:r>
+        <w:t xml:space="preserve">_________________ </w:t>
+      </w:r>
+      <w:r>
+        <w:rPr>
+          <w:i/>
+          <w:iCs/>
+        </w:rPr>
+        <w:t>(</w:t>
+      </w:r>
+      <w:r>
+        <w:rPr>
+          <w:i/>
+          <w:iCs/>
+        </w:rPr>
+        <w:t xml:space="preserve">“I” </w:t>
+      </w:r>
+      <w:r>
+        <w:rPr>
+          <w:b/>
+          <w:bCs/>
+          <w:i/>
+          <w:iCs/>
+        </w:rPr>
+        <w:t>or</w:t>
+      </w:r>
+      <w:r>
+        <w:rPr>
+          <w:i/>
+          <w:iCs/>
+        </w:rPr>
+        <w:t xml:space="preserve"> “My spouse” </w:t>
+      </w:r>
+      <w:r>
+        <w:rPr>
+          <w:b/>
+          <w:bCs/>
+          <w:i/>
+          <w:iCs/>
+        </w:rPr>
+        <w:t>or</w:t>
+      </w:r>
+      <w:r>
+        <w:rPr>
+          <w:i/>
+          <w:iCs/>
+        </w:rPr>
+        <w:t xml:space="preserve"> “Both spouses</w:t>
+      </w:r>
+      <w:proofErr w:type="gramStart"/>
+      <w:r>
+        <w:rPr>
+          <w:i/>
+          <w:iCs/>
+        </w:rPr>
+        <w:t>” )</w:t>
+      </w:r>
+      <w:proofErr w:type="gramEnd"/>
+      <w:r>
+        <w:t xml:space="preserve"> lived in Michigan for 180 days and ____________</w:t>
+      </w:r>
+      <w:r>
+        <w:t>_____</w:t>
+      </w:r>
+      <w:r>
+        <w:t>___</w:t>
+      </w:r>
+      <w:r>
+        <w:t xml:space="preserve"> </w:t>
+      </w:r>
+      <w:r>
+        <w:rPr>
+          <w:i/>
+          <w:iCs/>
+        </w:rPr>
+        <w:t xml:space="preserve">(“I” </w:t>
+      </w:r>
+      <w:r>
+        <w:rPr>
+          <w:b/>
+          <w:bCs/>
+          <w:i/>
+          <w:iCs/>
+        </w:rPr>
+        <w:t>or</w:t>
+      </w:r>
+      <w:r>
+        <w:rPr>
+          <w:i/>
+          <w:iCs/>
+        </w:rPr>
+        <w:t xml:space="preserve"> “My spouse” </w:t>
+      </w:r>
+      <w:r>
+        <w:rPr>
+          <w:b/>
+          <w:bCs/>
+          <w:i/>
+          <w:iCs/>
+        </w:rPr>
+        <w:t>or</w:t>
+      </w:r>
+      <w:r>
+        <w:rPr>
+          <w:i/>
+          <w:iCs/>
+        </w:rPr>
+        <w:t xml:space="preserve"> “Both spouses</w:t>
+      </w:r>
+      <w:proofErr w:type="gramStart"/>
+      <w:r>
+        <w:rPr>
+          <w:i/>
+          <w:iCs/>
+        </w:rPr>
+        <w:t>” )</w:t>
+      </w:r>
+      <w:proofErr w:type="gramEnd"/>
+      <w:r>
+        <w:t xml:space="preserve"> lived in </w:t>
+      </w:r>
+      <w:proofErr w:type="gramStart"/>
+      <w:r>
+        <w:t xml:space="preserve">{{ </w:t>
+      </w:r>
+      <w:proofErr w:type="spellStart"/>
+      <w:r>
+        <w:t>county</w:t>
+      </w:r>
+      <w:proofErr w:type="gramEnd"/>
+      <w:r>
+        <w:t>_</w:t>
+      </w:r>
+      <w:proofErr w:type="gramStart"/>
+      <w:r>
+        <w:t>choice</w:t>
+      </w:r>
+      <w:proofErr w:type="spellEnd"/>
+      <w:r>
+        <w:t xml:space="preserve"> }</w:t>
+      </w:r>
+      <w:proofErr w:type="gramEnd"/>
+      <w:r>
+        <w:t>} County for 10 days immediately prior to filing this Counterclaim.</w:t>
+      </w:r>
+    </w:p>
+    <w:p>
+      <w:pPr>
+        <w:pStyle w:val="ListParagraph"/>
+      </w:pPr>
+      <w:r>
+        <w:t xml:space="preserve">{%p </w:t>
+      </w:r>
+      <w:proofErr w:type="gramStart"/>
+      <w:r>
+        <w:t>endif %}</w:t>
+      </w:r>
+      <w:proofErr w:type="gramEnd"/>
     </w:p>
     <w:p>
       <w:pPr>
@@ -1296,7 +2085,40 @@
         </w:numPr>
       </w:pPr>
       <w:r>
-        <w:t>I do not believe there is any possibility of reconciliation.</w:t>
+        <w:t xml:space="preserve">When I filed my </w:t>
+      </w:r>
+      <w:r>
+        <w:t xml:space="preserve">{% if </w:t>
+      </w:r>
+      <w:proofErr w:type="spellStart"/>
+      <w:r>
+        <w:t>user_ask_role</w:t>
+      </w:r>
+      <w:proofErr w:type="spellEnd"/>
+      <w:r>
+        <w:t xml:space="preserve"> == “plaintiff" </w:t>
+      </w:r>
+      <w:proofErr w:type="gramStart"/>
+      <w:r>
+        <w:t>%}</w:t>
+      </w:r>
+      <w:r>
+        <w:t>complaint</w:t>
+      </w:r>
+      <w:proofErr w:type="gramEnd"/>
+      <w:r>
+        <w:t xml:space="preserve">{% else </w:t>
+      </w:r>
+      <w:proofErr w:type="gramStart"/>
+      <w:r>
+        <w:t>%}counterclaim</w:t>
+      </w:r>
+      <w:proofErr w:type="gramEnd"/>
+      <w:r>
+        <w:t>{% endif %}</w:t>
+      </w:r>
+      <w:r>
+        <w:t xml:space="preserve"> for divorce, all the statements were true.</w:t>
       </w:r>
     </w:p>
     <w:p>
@@ -1308,178 +2130,41 @@
         </w:numPr>
       </w:pPr>
       <w:r>
+        <w:t xml:space="preserve">All the statements in my </w:t>
+      </w:r>
+      <w:r>
         <w:t xml:space="preserve">{% if </w:t>
       </w:r>
-      <w:r>
-        <w:t xml:space="preserve">not users[0].pregnant and not </w:t>
-      </w:r>
-      <w:proofErr w:type="spellStart"/>
-      <w:r>
-        <w:t>other_parties</w:t>
-      </w:r>
-      <w:proofErr w:type="spellEnd"/>
-      <w:r>
-        <w:t>[0].pregnant %}</w:t>
-      </w:r>
-      <w:r>
-        <w:t>Neither spouse is currently pregnant.</w:t>
-      </w:r>
-      <w:r>
-        <w:t xml:space="preserve">{% </w:t>
-      </w:r>
-      <w:proofErr w:type="spellStart"/>
-      <w:r>
-        <w:t>elif</w:t>
-      </w:r>
-      <w:proofErr w:type="spellEnd"/>
-      <w:r>
-        <w:t xml:space="preserve"> </w:t>
-      </w:r>
-      <w:r>
-        <w:t xml:space="preserve">users[0].pregnant and not </w:t>
-      </w:r>
-      <w:proofErr w:type="spellStart"/>
-      <w:r>
-        <w:t>other_parties</w:t>
-      </w:r>
-      <w:proofErr w:type="spellEnd"/>
-      <w:r>
-        <w:t>[0].pregnant %}</w:t>
-      </w:r>
-      <w:r>
-        <w:t xml:space="preserve"> </w:t>
-      </w:r>
-      <w:r>
-        <w:t>I am currently pregnant, and my spouse is not currently pregnant.</w:t>
-      </w:r>
-      <w:r>
-        <w:t xml:space="preserve">{% </w:t>
-      </w:r>
-      <w:proofErr w:type="spellStart"/>
-      <w:r>
-        <w:t>elif</w:t>
-      </w:r>
-      <w:proofErr w:type="spellEnd"/>
-      <w:r>
-        <w:t xml:space="preserve"> not users[0].pregnant and </w:t>
-      </w:r>
-      <w:proofErr w:type="spellStart"/>
-      <w:r>
-        <w:t>other_parties</w:t>
-      </w:r>
-      <w:proofErr w:type="spellEnd"/>
-      <w:r>
-        <w:t>[0].pregnant %}</w:t>
-      </w:r>
-      <w:r>
-        <w:t xml:space="preserve"> </w:t>
-      </w:r>
-      <w:r>
-        <w:t xml:space="preserve">I am </w:t>
-      </w:r>
-      <w:r>
-        <w:t xml:space="preserve">not </w:t>
-      </w:r>
-      <w:r>
-        <w:t>currently pregnant, and my spouse is currently pregnant.</w:t>
-      </w:r>
-      <w:r>
-        <w:t xml:space="preserve"> </w:t>
-      </w:r>
-      <w:r>
-        <w:t xml:space="preserve">{% </w:t>
-      </w:r>
-      <w:proofErr w:type="spellStart"/>
-      <w:r>
-        <w:t>elif</w:t>
-      </w:r>
-      <w:proofErr w:type="spellEnd"/>
-      <w:r>
-        <w:t xml:space="preserve"> </w:t>
-      </w:r>
-      <w:proofErr w:type="gramStart"/>
-      <w:r>
-        <w:t>users[</w:t>
-      </w:r>
-      <w:proofErr w:type="gramEnd"/>
-      <w:r>
-        <w:t>0</w:t>
-      </w:r>
-      <w:proofErr w:type="gramStart"/>
-      <w:r>
-        <w:t>].pregnant</w:t>
-      </w:r>
-      <w:proofErr w:type="gramEnd"/>
-      <w:r>
-        <w:t xml:space="preserve"> and </w:t>
-      </w:r>
-      <w:proofErr w:type="spellStart"/>
-      <w:r>
-        <w:t>other_</w:t>
-      </w:r>
-      <w:proofErr w:type="gramStart"/>
-      <w:r>
-        <w:t>parties</w:t>
-      </w:r>
-      <w:proofErr w:type="spellEnd"/>
-      <w:r>
-        <w:t>[</w:t>
-      </w:r>
-      <w:proofErr w:type="gramEnd"/>
-      <w:r>
-        <w:t>0</w:t>
-      </w:r>
-      <w:proofErr w:type="gramStart"/>
-      <w:r>
-        <w:t>].pregnant</w:t>
-      </w:r>
-      <w:proofErr w:type="gramEnd"/>
-      <w:r>
-        <w:t xml:space="preserve"> %}</w:t>
-      </w:r>
-      <w:r>
-        <w:t xml:space="preserve"> </w:t>
-      </w:r>
-      <w:r>
-        <w:t xml:space="preserve">I am currently pregnant, and my spouse is currently </w:t>
-      </w:r>
-      <w:proofErr w:type="gramStart"/>
-      <w:r>
-        <w:t>pregnant.</w:t>
-      </w:r>
-      <w:r>
-        <w:t>{</w:t>
-      </w:r>
-      <w:proofErr w:type="gramEnd"/>
-      <w:r>
-        <w:t xml:space="preserve">% </w:t>
-      </w:r>
-      <w:proofErr w:type="gramStart"/>
-      <w:r>
-        <w:t>endif %}</w:t>
-      </w:r>
-      <w:proofErr w:type="gramEnd"/>
-    </w:p>
-    <w:p>
-      <w:pPr>
-        <w:pStyle w:val="ListParagraph"/>
-      </w:pPr>
-      <w:r>
-        <w:t xml:space="preserve">{%p if </w:t>
-      </w:r>
-      <w:proofErr w:type="spellStart"/>
-      <w:r>
-        <w:t>there_are_marital_</w:t>
-      </w:r>
-      <w:proofErr w:type="gramStart"/>
-      <w:r>
-        <w:t>children</w:t>
-      </w:r>
-      <w:proofErr w:type="spellEnd"/>
-      <w:r>
-        <w:t xml:space="preserve"> %}</w:t>
-      </w:r>
-      <w:proofErr w:type="gramEnd"/>
+      <w:proofErr w:type="spellStart"/>
+      <w:r>
+        <w:t>user_ask_role</w:t>
+      </w:r>
+      <w:proofErr w:type="spellEnd"/>
+      <w:r>
+        <w:t xml:space="preserve"> == “plaintiff" </w:t>
+      </w:r>
+      <w:proofErr w:type="gramStart"/>
+      <w:r>
+        <w:t>%}</w:t>
+      </w:r>
+      <w:r>
+        <w:t>complaint</w:t>
+      </w:r>
+      <w:proofErr w:type="gramEnd"/>
+      <w:r>
+        <w:t xml:space="preserve">{% else </w:t>
+      </w:r>
+      <w:proofErr w:type="gramStart"/>
+      <w:r>
+        <w:t>%}counterclaim</w:t>
+      </w:r>
+      <w:proofErr w:type="gramEnd"/>
+      <w:r>
+        <w:t>{% endif %}</w:t>
+      </w:r>
+      <w:r>
+        <w:t xml:space="preserve"> for divorce are still true today.</w:t>
+      </w:r>
     </w:p>
     <w:p>
       <w:pPr>
@@ -1490,387 +2175,602 @@
         </w:numPr>
       </w:pPr>
       <w:r>
-        <w:t>The Defendant and I have</w:t>
-      </w:r>
-      <w:r>
-        <w:t xml:space="preserve"> </w:t>
-      </w:r>
-      <w:proofErr w:type="gramStart"/>
-      <w:r>
-        <w:t>{{</w:t>
-      </w:r>
-      <w:r>
-        <w:t xml:space="preserve"> </w:t>
-      </w:r>
-      <w:proofErr w:type="spellStart"/>
-      <w:r>
-        <w:t>children</w:t>
-      </w:r>
-      <w:proofErr w:type="gramEnd"/>
-      <w:r>
-        <w:t>.filter</w:t>
-      </w:r>
-      <w:proofErr w:type="spellEnd"/>
-      <w:r>
-        <w:t>(</w:t>
-      </w:r>
-      <w:proofErr w:type="spellStart"/>
-      <w:r>
-        <w:t>legal_parent</w:t>
-      </w:r>
-      <w:proofErr w:type="spellEnd"/>
-      <w:r>
-        <w:t>="both</w:t>
-      </w:r>
-      <w:proofErr w:type="gramStart"/>
-      <w:r>
-        <w:t>")  |</w:t>
-      </w:r>
-      <w:proofErr w:type="gramEnd"/>
-      <w:r>
-        <w:t xml:space="preserve"> </w:t>
-      </w:r>
-      <w:proofErr w:type="gramStart"/>
-      <w:r>
-        <w:t xml:space="preserve">length </w:t>
-      </w:r>
-      <w:r>
-        <w:t>}</w:t>
-      </w:r>
-      <w:proofErr w:type="gramEnd"/>
-      <w:r>
-        <w:t>}</w:t>
-      </w:r>
-      <w:r>
-        <w:t xml:space="preserve"> minor </w:t>
-      </w:r>
-      <w:proofErr w:type="gramStart"/>
-      <w:r>
-        <w:t xml:space="preserve">{{ </w:t>
-      </w:r>
-      <w:proofErr w:type="spellStart"/>
-      <w:r>
-        <w:t>children</w:t>
-      </w:r>
-      <w:proofErr w:type="gramEnd"/>
-      <w:r>
-        <w:t>.filter</w:t>
-      </w:r>
-      <w:proofErr w:type="spellEnd"/>
-      <w:r>
-        <w:t>(</w:t>
-      </w:r>
-      <w:proofErr w:type="spellStart"/>
-      <w:r>
-        <w:t>legal_parent</w:t>
-      </w:r>
-      <w:proofErr w:type="spellEnd"/>
-      <w:r>
-        <w:t>='both').</w:t>
-      </w:r>
-      <w:proofErr w:type="spellStart"/>
-      <w:r>
-        <w:t>as_</w:t>
-      </w:r>
-      <w:proofErr w:type="gramStart"/>
-      <w:r>
-        <w:t>noun</w:t>
-      </w:r>
-      <w:proofErr w:type="spellEnd"/>
-      <w:r>
-        <w:t>()</w:t>
-      </w:r>
-      <w:r>
-        <w:t xml:space="preserve"> }</w:t>
-      </w:r>
-      <w:proofErr w:type="gramEnd"/>
-      <w:r>
-        <w:t>}</w:t>
-      </w:r>
-      <w:r>
-        <w:t xml:space="preserve"> together. </w:t>
-      </w:r>
-      <w:r>
-        <w:t xml:space="preserve">{% if </w:t>
-      </w:r>
-      <w:proofErr w:type="spellStart"/>
-      <w:r>
-        <w:t>children.filter</w:t>
-      </w:r>
-      <w:proofErr w:type="spellEnd"/>
-      <w:r>
-        <w:t>(</w:t>
-      </w:r>
-      <w:proofErr w:type="spellStart"/>
-      <w:r>
-        <w:t>legal_parent</w:t>
-      </w:r>
-      <w:proofErr w:type="spellEnd"/>
-      <w:r>
-        <w:t>="both")  | length</w:t>
-      </w:r>
-      <w:r>
-        <w:t xml:space="preserve"> == 1 %}</w:t>
-      </w:r>
-      <w:r>
-        <w:t xml:space="preserve">The child's name and age is </w:t>
-      </w:r>
-      <w:r>
-        <w:t xml:space="preserve">{{ </w:t>
-      </w:r>
-      <w:proofErr w:type="spellStart"/>
-      <w:r>
-        <w:t>children.filter</w:t>
-      </w:r>
-      <w:proofErr w:type="spellEnd"/>
-      <w:r>
-        <w:t>(</w:t>
-      </w:r>
-      <w:proofErr w:type="spellStart"/>
-      <w:r>
-        <w:t>legal_parent</w:t>
-      </w:r>
-      <w:proofErr w:type="spellEnd"/>
-      <w:r>
-        <w:t>="both")</w:t>
-      </w:r>
-      <w:r>
-        <w:t>[0].</w:t>
-      </w:r>
-      <w:proofErr w:type="spellStart"/>
-      <w:r>
-        <w:t>name.full</w:t>
-      </w:r>
-      <w:proofErr w:type="spellEnd"/>
-      <w:r>
-        <w:t>()</w:t>
-      </w:r>
-      <w:r>
-        <w:t xml:space="preserve"> }}</w:t>
-      </w:r>
-      <w:r>
-        <w:t xml:space="preserve">, </w:t>
-      </w:r>
-      <w:r>
-        <w:t xml:space="preserve">{% if </w:t>
-      </w:r>
-      <w:proofErr w:type="spellStart"/>
-      <w:r>
-        <w:t>children.filter</w:t>
-      </w:r>
-      <w:proofErr w:type="spellEnd"/>
-      <w:r>
-        <w:t>(</w:t>
-      </w:r>
-      <w:proofErr w:type="spellStart"/>
-      <w:r>
-        <w:t>legal_parent</w:t>
-      </w:r>
-      <w:proofErr w:type="spellEnd"/>
-      <w:r>
-        <w:t>="both")</w:t>
-      </w:r>
-      <w:r>
-        <w:t>[0].</w:t>
-      </w:r>
-      <w:proofErr w:type="spellStart"/>
-      <w:r>
-        <w:t>age_in_</w:t>
-      </w:r>
-      <w:r>
-        <w:t>months</w:t>
-      </w:r>
-      <w:proofErr w:type="spellEnd"/>
-      <w:r>
-        <w:t xml:space="preserve">() </w:t>
-      </w:r>
-      <w:r>
-        <w:t>&lt; 1</w:t>
-      </w:r>
-      <w:r>
-        <w:t xml:space="preserve"> %}newborn.{%</w:t>
-      </w:r>
-      <w:r>
-        <w:t xml:space="preserve"> </w:t>
-      </w:r>
-      <w:proofErr w:type="spellStart"/>
-      <w:r>
-        <w:t>elif</w:t>
-      </w:r>
-      <w:proofErr w:type="spellEnd"/>
-      <w:r>
-        <w:t xml:space="preserve"> </w:t>
-      </w:r>
-      <w:proofErr w:type="spellStart"/>
-      <w:r>
-        <w:t>children.filter</w:t>
-      </w:r>
-      <w:proofErr w:type="spellEnd"/>
-      <w:r>
-        <w:t>(</w:t>
-      </w:r>
-      <w:proofErr w:type="spellStart"/>
-      <w:r>
-        <w:t>legal_parent</w:t>
-      </w:r>
-      <w:proofErr w:type="spellEnd"/>
-      <w:r>
-        <w:t>="both")</w:t>
-      </w:r>
-      <w:r>
-        <w:t>[0].</w:t>
-      </w:r>
-      <w:proofErr w:type="spellStart"/>
-      <w:r>
-        <w:t>age_in_</w:t>
-      </w:r>
-      <w:r>
-        <w:t>months</w:t>
-      </w:r>
-      <w:proofErr w:type="spellEnd"/>
-      <w:r>
-        <w:t>()</w:t>
-      </w:r>
-      <w:r>
-        <w:t xml:space="preserve"> </w:t>
-      </w:r>
-      <w:r>
-        <w:t>==</w:t>
-      </w:r>
-      <w:r>
-        <w:t xml:space="preserve"> </w:t>
-      </w:r>
-      <w:r>
-        <w:t>1 %}</w:t>
-      </w:r>
-      <w:r>
-        <w:t xml:space="preserve"> 1 </w:t>
-      </w:r>
-      <w:r>
-        <w:t>month</w:t>
-      </w:r>
-      <w:r>
-        <w:t xml:space="preserve">.{% </w:t>
-      </w:r>
-      <w:proofErr w:type="spellStart"/>
-      <w:r>
-        <w:t>elif</w:t>
-      </w:r>
-      <w:proofErr w:type="spellEnd"/>
-      <w:r>
-        <w:t xml:space="preserve"> </w:t>
-      </w:r>
-      <w:proofErr w:type="spellStart"/>
-      <w:r>
-        <w:t>children.filter</w:t>
-      </w:r>
-      <w:proofErr w:type="spellEnd"/>
-      <w:r>
-        <w:t>(</w:t>
-      </w:r>
-      <w:proofErr w:type="spellStart"/>
-      <w:r>
-        <w:t>legal_parent</w:t>
-      </w:r>
-      <w:proofErr w:type="spellEnd"/>
-      <w:r>
-        <w:t>="both")</w:t>
-      </w:r>
-      <w:r>
-        <w:t>[0].</w:t>
-      </w:r>
-      <w:proofErr w:type="spellStart"/>
-      <w:r>
-        <w:t>age_in_years</w:t>
-      </w:r>
-      <w:proofErr w:type="spellEnd"/>
-      <w:r>
-        <w:t>()</w:t>
-      </w:r>
-      <w:r>
-        <w:t xml:space="preserve"> &lt; </w:t>
-      </w:r>
-      <w:r>
-        <w:t xml:space="preserve">1 %}{{ </w:t>
-      </w:r>
-      <w:proofErr w:type="spellStart"/>
-      <w:r>
-        <w:t>children.filter</w:t>
-      </w:r>
-      <w:proofErr w:type="spellEnd"/>
-      <w:r>
-        <w:t>(</w:t>
-      </w:r>
-      <w:proofErr w:type="spellStart"/>
-      <w:r>
-        <w:t>legal_parent</w:t>
-      </w:r>
-      <w:proofErr w:type="spellEnd"/>
-      <w:r>
-        <w:t>="both")</w:t>
-      </w:r>
-      <w:r>
-        <w:t>[0].</w:t>
-      </w:r>
-      <w:proofErr w:type="spellStart"/>
-      <w:r>
-        <w:t>age_in_months</w:t>
-      </w:r>
-      <w:proofErr w:type="spellEnd"/>
-      <w:r>
-        <w:t>() }} months</w:t>
-      </w:r>
-      <w:r>
-        <w:t>.</w:t>
-      </w:r>
-      <w:r>
-        <w:t xml:space="preserve">{% else %}{{ </w:t>
-      </w:r>
-      <w:proofErr w:type="spellStart"/>
-      <w:r>
-        <w:t>children.filter</w:t>
-      </w:r>
-      <w:proofErr w:type="spellEnd"/>
-      <w:r>
-        <w:t>(</w:t>
-      </w:r>
-      <w:proofErr w:type="spellStart"/>
-      <w:r>
-        <w:t>legal_parent</w:t>
-      </w:r>
-      <w:proofErr w:type="spellEnd"/>
-      <w:r>
-        <w:t>="both")</w:t>
-      </w:r>
-      <w:r>
-        <w:t>[0].</w:t>
-      </w:r>
-      <w:proofErr w:type="spellStart"/>
-      <w:r>
-        <w:t>age_in_years</w:t>
-      </w:r>
-      <w:proofErr w:type="spellEnd"/>
-      <w:r>
-        <w:t>() }}</w:t>
-      </w:r>
-      <w:r>
-        <w:t>.</w:t>
-      </w:r>
-      <w:r>
-        <w:t>{% endif %}</w:t>
-      </w:r>
-      <w:r>
-        <w:t>{% else %}Their names and ages are:</w:t>
-      </w:r>
-      <w:r>
-        <w:t>{% endif %}</w:t>
+        <w:t xml:space="preserve">There has been a breakdown of the marriage relationship such that the objects of matrimony have been destroyed and there remains no reasonable likelihood that </w:t>
+      </w:r>
+      <w:proofErr w:type="gramStart"/>
+      <w:r>
+        <w:t>the marriage</w:t>
+      </w:r>
+      <w:proofErr w:type="gramEnd"/>
+      <w:r>
+        <w:t xml:space="preserve"> can be preserved.</w:t>
       </w:r>
     </w:p>
     <w:p>
       <w:pPr>
         <w:pStyle w:val="ListParagraph"/>
-      </w:pPr>
-      <w:r>
+        <w:numPr>
+          <w:ilvl w:val="0"/>
+          <w:numId w:val="1"/>
+        </w:numPr>
+      </w:pPr>
+      <w:r>
+        <w:t>I do not believe there is any possibility of reconciliation.</w:t>
+      </w:r>
+    </w:p>
+    <w:p>
+      <w:pPr>
+        <w:pStyle w:val="ListParagraph"/>
+        <w:numPr>
+          <w:ilvl w:val="0"/>
+          <w:numId w:val="1"/>
+        </w:numPr>
+      </w:pPr>
+      <w:r>
+        <w:t xml:space="preserve">{% if </w:t>
+      </w:r>
+      <w:r>
+        <w:t xml:space="preserve">not users[0].pregnant and not </w:t>
+      </w:r>
+      <w:proofErr w:type="spellStart"/>
+      <w:r>
+        <w:t>other_parties</w:t>
+      </w:r>
+      <w:proofErr w:type="spellEnd"/>
+      <w:r>
+        <w:t>[0].pregnant %}</w:t>
+      </w:r>
+      <w:r>
+        <w:t>Neither spouse is currently pregnant.</w:t>
+      </w:r>
+      <w:r>
+        <w:t xml:space="preserve">{% </w:t>
+      </w:r>
+      <w:proofErr w:type="spellStart"/>
+      <w:r>
+        <w:t>elif</w:t>
+      </w:r>
+      <w:proofErr w:type="spellEnd"/>
+      <w:r>
+        <w:t xml:space="preserve"> </w:t>
+      </w:r>
+      <w:r>
+        <w:t xml:space="preserve">users[0].pregnant and not </w:t>
+      </w:r>
+      <w:proofErr w:type="spellStart"/>
+      <w:r>
+        <w:t>other_parties</w:t>
+      </w:r>
+      <w:proofErr w:type="spellEnd"/>
+      <w:r>
+        <w:t>[0].pregnant %}</w:t>
+      </w:r>
+      <w:r>
+        <w:t xml:space="preserve"> </w:t>
+      </w:r>
+      <w:r>
+        <w:t>I am currently pregnant, and my spouse is not currently pregnant.</w:t>
+      </w:r>
+      <w:r>
+        <w:t xml:space="preserve">{% </w:t>
+      </w:r>
+      <w:proofErr w:type="spellStart"/>
+      <w:r>
+        <w:t>elif</w:t>
+      </w:r>
+      <w:proofErr w:type="spellEnd"/>
+      <w:r>
+        <w:t xml:space="preserve"> not users[0].pregnant and </w:t>
+      </w:r>
+      <w:proofErr w:type="spellStart"/>
+      <w:r>
+        <w:t>other_parties</w:t>
+      </w:r>
+      <w:proofErr w:type="spellEnd"/>
+      <w:r>
+        <w:t>[0].pregnant %}</w:t>
+      </w:r>
+      <w:r>
+        <w:t xml:space="preserve"> </w:t>
+      </w:r>
+      <w:r>
+        <w:t xml:space="preserve">I am </w:t>
+      </w:r>
+      <w:r>
+        <w:t xml:space="preserve">not </w:t>
+      </w:r>
+      <w:r>
+        <w:t>currently pregnant, and my spouse is currently pregnant.</w:t>
+      </w:r>
+      <w:r>
+        <w:t xml:space="preserve"> </w:t>
+      </w:r>
+      <w:r>
+        <w:t xml:space="preserve">{% </w:t>
+      </w:r>
+      <w:proofErr w:type="spellStart"/>
+      <w:r>
+        <w:t>elif</w:t>
+      </w:r>
+      <w:proofErr w:type="spellEnd"/>
+      <w:r>
+        <w:t xml:space="preserve"> </w:t>
+      </w:r>
+      <w:proofErr w:type="gramStart"/>
+      <w:r>
+        <w:t>users[</w:t>
+      </w:r>
+      <w:proofErr w:type="gramEnd"/>
+      <w:r>
+        <w:t>0</w:t>
+      </w:r>
+      <w:proofErr w:type="gramStart"/>
+      <w:r>
+        <w:t>].pregnant</w:t>
+      </w:r>
+      <w:proofErr w:type="gramEnd"/>
+      <w:r>
+        <w:t xml:space="preserve"> and </w:t>
+      </w:r>
+      <w:proofErr w:type="spellStart"/>
+      <w:r>
+        <w:t>other_</w:t>
+      </w:r>
+      <w:proofErr w:type="gramStart"/>
+      <w:r>
+        <w:t>parties</w:t>
+      </w:r>
+      <w:proofErr w:type="spellEnd"/>
+      <w:r>
+        <w:t>[</w:t>
+      </w:r>
+      <w:proofErr w:type="gramEnd"/>
+      <w:r>
+        <w:t>0</w:t>
+      </w:r>
+      <w:proofErr w:type="gramStart"/>
+      <w:r>
+        <w:t>].pregnant</w:t>
+      </w:r>
+      <w:proofErr w:type="gramEnd"/>
+      <w:r>
+        <w:t xml:space="preserve"> %}</w:t>
+      </w:r>
+      <w:r>
+        <w:t xml:space="preserve"> </w:t>
+      </w:r>
+      <w:r>
+        <w:t xml:space="preserve">I am currently pregnant, and my spouse is currently </w:t>
+      </w:r>
+      <w:proofErr w:type="gramStart"/>
+      <w:r>
+        <w:t>pregnant.</w:t>
+      </w:r>
+      <w:r>
+        <w:t>{</w:t>
+      </w:r>
+      <w:proofErr w:type="gramEnd"/>
+      <w:r>
+        <w:t xml:space="preserve">% </w:t>
+      </w:r>
+      <w:proofErr w:type="gramStart"/>
+      <w:r>
+        <w:t>endif %}</w:t>
+      </w:r>
+      <w:proofErr w:type="gramEnd"/>
+    </w:p>
+    <w:p>
+      <w:pPr>
+        <w:pStyle w:val="ListParagraph"/>
+      </w:pPr>
+      <w:r>
+        <w:t xml:space="preserve">{%p if </w:t>
+      </w:r>
+      <w:proofErr w:type="spellStart"/>
+      <w:r>
+        <w:t>there_are_marital_</w:t>
+      </w:r>
+      <w:proofErr w:type="gramStart"/>
+      <w:r>
+        <w:t>children</w:t>
+      </w:r>
+      <w:proofErr w:type="spellEnd"/>
+      <w:r>
+        <w:t xml:space="preserve"> %}</w:t>
+      </w:r>
+      <w:proofErr w:type="gramEnd"/>
+    </w:p>
+    <w:p>
+      <w:pPr>
+        <w:pStyle w:val="ListParagraph"/>
+        <w:numPr>
+          <w:ilvl w:val="0"/>
+          <w:numId w:val="1"/>
+        </w:numPr>
+      </w:pPr>
+      <w:r>
+        <w:t>The Defendant and I have</w:t>
+      </w:r>
+      <w:r>
+        <w:t xml:space="preserve"> </w:t>
+      </w:r>
+      <w:proofErr w:type="gramStart"/>
+      <w:r>
+        <w:t>{{</w:t>
+      </w:r>
+      <w:r>
+        <w:t xml:space="preserve"> </w:t>
+      </w:r>
+      <w:proofErr w:type="spellStart"/>
+      <w:r>
+        <w:t>children</w:t>
+      </w:r>
+      <w:proofErr w:type="gramEnd"/>
+      <w:r>
+        <w:t>.filter</w:t>
+      </w:r>
+      <w:proofErr w:type="spellEnd"/>
+      <w:r>
+        <w:t>(</w:t>
+      </w:r>
+      <w:proofErr w:type="spellStart"/>
+      <w:r>
+        <w:t>legal_parent</w:t>
+      </w:r>
+      <w:proofErr w:type="spellEnd"/>
+      <w:r>
+        <w:t>="both</w:t>
+      </w:r>
+      <w:proofErr w:type="gramStart"/>
+      <w:r>
+        <w:t>")  |</w:t>
+      </w:r>
+      <w:proofErr w:type="gramEnd"/>
+      <w:r>
+        <w:t xml:space="preserve"> </w:t>
+      </w:r>
+      <w:proofErr w:type="gramStart"/>
+      <w:r>
+        <w:t xml:space="preserve">length </w:t>
+      </w:r>
+      <w:r>
+        <w:t>}</w:t>
+      </w:r>
+      <w:proofErr w:type="gramEnd"/>
+      <w:r>
+        <w:t>}</w:t>
+      </w:r>
+      <w:r>
+        <w:t xml:space="preserve"> minor </w:t>
+      </w:r>
+      <w:proofErr w:type="gramStart"/>
+      <w:r>
+        <w:t xml:space="preserve">{{ </w:t>
+      </w:r>
+      <w:proofErr w:type="spellStart"/>
+      <w:r>
+        <w:t>children</w:t>
+      </w:r>
+      <w:proofErr w:type="gramEnd"/>
+      <w:r>
+        <w:t>.filter</w:t>
+      </w:r>
+      <w:proofErr w:type="spellEnd"/>
+      <w:r>
+        <w:t>(</w:t>
+      </w:r>
+      <w:proofErr w:type="spellStart"/>
+      <w:r>
+        <w:t>legal_parent</w:t>
+      </w:r>
+      <w:proofErr w:type="spellEnd"/>
+      <w:r>
+        <w:t>='both').</w:t>
+      </w:r>
+      <w:proofErr w:type="spellStart"/>
+      <w:r>
+        <w:t>as_</w:t>
+      </w:r>
+      <w:proofErr w:type="gramStart"/>
+      <w:r>
+        <w:t>noun</w:t>
+      </w:r>
+      <w:proofErr w:type="spellEnd"/>
+      <w:r>
+        <w:t>()</w:t>
+      </w:r>
+      <w:r>
+        <w:t xml:space="preserve"> }</w:t>
+      </w:r>
+      <w:proofErr w:type="gramEnd"/>
+      <w:r>
+        <w:t>}</w:t>
+      </w:r>
+      <w:r>
+        <w:t xml:space="preserve"> together. </w:t>
+      </w:r>
+      <w:r>
+        <w:t xml:space="preserve">{% if </w:t>
+      </w:r>
+      <w:proofErr w:type="spellStart"/>
+      <w:r>
+        <w:t>children.filter</w:t>
+      </w:r>
+      <w:proofErr w:type="spellEnd"/>
+      <w:r>
+        <w:t>(</w:t>
+      </w:r>
+      <w:proofErr w:type="spellStart"/>
+      <w:r>
+        <w:t>legal_parent</w:t>
+      </w:r>
+      <w:proofErr w:type="spellEnd"/>
+      <w:r>
+        <w:t>="both")  | length</w:t>
+      </w:r>
+      <w:r>
+        <w:t xml:space="preserve"> == 1 %}</w:t>
+      </w:r>
+      <w:r>
+        <w:t xml:space="preserve">The child's name and age is </w:t>
+      </w:r>
+      <w:r>
+        <w:t xml:space="preserve">{{ </w:t>
+      </w:r>
+      <w:proofErr w:type="spellStart"/>
+      <w:r>
+        <w:t>children.filter</w:t>
+      </w:r>
+      <w:proofErr w:type="spellEnd"/>
+      <w:r>
+        <w:t>(</w:t>
+      </w:r>
+      <w:proofErr w:type="spellStart"/>
+      <w:r>
+        <w:t>legal_parent</w:t>
+      </w:r>
+      <w:proofErr w:type="spellEnd"/>
+      <w:r>
+        <w:t>="both")</w:t>
+      </w:r>
+      <w:r>
+        <w:t>[0].</w:t>
+      </w:r>
+      <w:proofErr w:type="spellStart"/>
+      <w:r>
+        <w:t>name.full</w:t>
+      </w:r>
+      <w:proofErr w:type="spellEnd"/>
+      <w:r>
+        <w:t>()</w:t>
+      </w:r>
+      <w:r>
+        <w:t xml:space="preserve"> }}</w:t>
+      </w:r>
+      <w:r>
+        <w:t xml:space="preserve">, </w:t>
+      </w:r>
+      <w:r>
+        <w:t xml:space="preserve">{% if </w:t>
+      </w:r>
+      <w:proofErr w:type="spellStart"/>
+      <w:r>
+        <w:t>children.filter</w:t>
+      </w:r>
+      <w:proofErr w:type="spellEnd"/>
+      <w:r>
+        <w:t>(</w:t>
+      </w:r>
+      <w:proofErr w:type="spellStart"/>
+      <w:r>
+        <w:t>legal_parent</w:t>
+      </w:r>
+      <w:proofErr w:type="spellEnd"/>
+      <w:r>
+        <w:t>="both")</w:t>
+      </w:r>
+      <w:r>
+        <w:t>[0].</w:t>
+      </w:r>
+      <w:proofErr w:type="spellStart"/>
+      <w:r>
+        <w:t>age_in_</w:t>
+      </w:r>
+      <w:r>
+        <w:t>months</w:t>
+      </w:r>
+      <w:proofErr w:type="spellEnd"/>
+      <w:r>
+        <w:t xml:space="preserve">() </w:t>
+      </w:r>
+      <w:r>
+        <w:t>&lt; 1</w:t>
+      </w:r>
+      <w:r>
+        <w:t xml:space="preserve"> %}newborn.{%</w:t>
+      </w:r>
+      <w:r>
+        <w:t xml:space="preserve"> </w:t>
+      </w:r>
+      <w:proofErr w:type="spellStart"/>
+      <w:r>
+        <w:t>elif</w:t>
+      </w:r>
+      <w:proofErr w:type="spellEnd"/>
+      <w:r>
+        <w:t xml:space="preserve"> </w:t>
+      </w:r>
+      <w:proofErr w:type="spellStart"/>
+      <w:r>
+        <w:t>children.filter</w:t>
+      </w:r>
+      <w:proofErr w:type="spellEnd"/>
+      <w:r>
+        <w:t>(</w:t>
+      </w:r>
+      <w:proofErr w:type="spellStart"/>
+      <w:r>
+        <w:t>legal_parent</w:t>
+      </w:r>
+      <w:proofErr w:type="spellEnd"/>
+      <w:r>
+        <w:t>="both")</w:t>
+      </w:r>
+      <w:r>
+        <w:t>[0].</w:t>
+      </w:r>
+      <w:proofErr w:type="spellStart"/>
+      <w:r>
+        <w:t>age_in_</w:t>
+      </w:r>
+      <w:r>
+        <w:t>months</w:t>
+      </w:r>
+      <w:proofErr w:type="spellEnd"/>
+      <w:r>
+        <w:t>()</w:t>
+      </w:r>
+      <w:r>
+        <w:t xml:space="preserve"> </w:t>
+      </w:r>
+      <w:r>
+        <w:t>==</w:t>
+      </w:r>
+      <w:r>
+        <w:t xml:space="preserve"> </w:t>
+      </w:r>
+      <w:r>
+        <w:t>1 %}</w:t>
+      </w:r>
+      <w:r>
+        <w:t xml:space="preserve"> 1 </w:t>
+      </w:r>
+      <w:r>
+        <w:t>month</w:t>
+      </w:r>
+      <w:r>
+        <w:t xml:space="preserve">.{% </w:t>
+      </w:r>
+      <w:proofErr w:type="spellStart"/>
+      <w:r>
+        <w:t>elif</w:t>
+      </w:r>
+      <w:proofErr w:type="spellEnd"/>
+      <w:r>
+        <w:t xml:space="preserve"> </w:t>
+      </w:r>
+      <w:proofErr w:type="spellStart"/>
+      <w:r>
+        <w:t>children.filter</w:t>
+      </w:r>
+      <w:proofErr w:type="spellEnd"/>
+      <w:r>
+        <w:t>(</w:t>
+      </w:r>
+      <w:proofErr w:type="spellStart"/>
+      <w:r>
+        <w:t>legal_parent</w:t>
+      </w:r>
+      <w:proofErr w:type="spellEnd"/>
+      <w:r>
+        <w:t>="both")</w:t>
+      </w:r>
+      <w:r>
+        <w:t>[0].</w:t>
+      </w:r>
+      <w:proofErr w:type="spellStart"/>
+      <w:r>
+        <w:t>age_in_years</w:t>
+      </w:r>
+      <w:proofErr w:type="spellEnd"/>
+      <w:r>
+        <w:t>()</w:t>
+      </w:r>
+      <w:r>
+        <w:t xml:space="preserve"> &lt; </w:t>
+      </w:r>
+      <w:r>
+        <w:t xml:space="preserve">1 %}{{ </w:t>
+      </w:r>
+      <w:proofErr w:type="spellStart"/>
+      <w:r>
+        <w:t>children.filter</w:t>
+      </w:r>
+      <w:proofErr w:type="spellEnd"/>
+      <w:r>
+        <w:t>(</w:t>
+      </w:r>
+      <w:proofErr w:type="spellStart"/>
+      <w:r>
+        <w:t>legal_parent</w:t>
+      </w:r>
+      <w:proofErr w:type="spellEnd"/>
+      <w:r>
+        <w:t>="both")</w:t>
+      </w:r>
+      <w:r>
+        <w:t>[0].</w:t>
+      </w:r>
+      <w:proofErr w:type="spellStart"/>
+      <w:r>
+        <w:t>age_in_months</w:t>
+      </w:r>
+      <w:proofErr w:type="spellEnd"/>
+      <w:r>
+        <w:t>() }} months</w:t>
+      </w:r>
+      <w:r>
+        <w:t>.</w:t>
+      </w:r>
+      <w:r>
+        <w:t xml:space="preserve">{% else %}{{ </w:t>
+      </w:r>
+      <w:proofErr w:type="spellStart"/>
+      <w:r>
+        <w:t>children.filter</w:t>
+      </w:r>
+      <w:proofErr w:type="spellEnd"/>
+      <w:r>
+        <w:t>(</w:t>
+      </w:r>
+      <w:proofErr w:type="spellStart"/>
+      <w:r>
+        <w:t>legal_parent</w:t>
+      </w:r>
+      <w:proofErr w:type="spellEnd"/>
+      <w:r>
+        <w:t>="both")</w:t>
+      </w:r>
+      <w:r>
+        <w:t>[0].</w:t>
+      </w:r>
+      <w:proofErr w:type="spellStart"/>
+      <w:r>
+        <w:t>age_in_years</w:t>
+      </w:r>
+      <w:proofErr w:type="spellEnd"/>
+      <w:r>
+        <w:t>() }}</w:t>
+      </w:r>
+      <w:r>
+        <w:t>.</w:t>
+      </w:r>
+      <w:r>
+        <w:t>{% endif %}</w:t>
+      </w:r>
+      <w:r>
+        <w:t>{% else %}Their names and ages are:</w:t>
+      </w:r>
+      <w:r>
+        <w:t>{% endif %}</w:t>
+      </w:r>
+    </w:p>
+    <w:p>
+      <w:pPr>
+        <w:pStyle w:val="ListParagraph"/>
+      </w:pPr>
+      <w:r>
+        <w:lastRenderedPageBreak/>
         <w:t>{%</w:t>
       </w:r>
       <w:r>
@@ -1965,143 +2865,213 @@
           <w:numId w:val="1"/>
         </w:numPr>
       </w:pPr>
-      <w:r>
-        <w:lastRenderedPageBreak/>
+      <w:proofErr w:type="gramStart"/>
+      <w:r>
         <w:t xml:space="preserve">{{ </w:t>
       </w:r>
       <w:proofErr w:type="spellStart"/>
       <w:r>
-        <w:t>child.name.full</w:t>
+        <w:t>child.name</w:t>
+      </w:r>
+      <w:proofErr w:type="gramEnd"/>
+      <w:r>
+        <w:t>.</w:t>
+      </w:r>
+      <w:proofErr w:type="gramStart"/>
+      <w:r>
+        <w:t>full</w:t>
+      </w:r>
+      <w:proofErr w:type="spellEnd"/>
+      <w:r>
+        <w:t>() }</w:t>
+      </w:r>
+      <w:proofErr w:type="gramEnd"/>
+      <w:r>
+        <w:t>}</w:t>
+      </w:r>
+      <w:r>
+        <w:t xml:space="preserve">, </w:t>
+      </w:r>
+      <w:r>
+        <w:t xml:space="preserve">{% if </w:t>
+      </w:r>
+      <w:proofErr w:type="spellStart"/>
+      <w:r>
+        <w:t>child.</w:t>
+      </w:r>
+      <w:r>
+        <w:t>age_in_</w:t>
+      </w:r>
+      <w:proofErr w:type="gramStart"/>
+      <w:r>
+        <w:t>months</w:t>
+      </w:r>
+      <w:proofErr w:type="spellEnd"/>
+      <w:r>
+        <w:t>(</w:t>
+      </w:r>
+      <w:proofErr w:type="gramEnd"/>
+      <w:r>
+        <w:t xml:space="preserve">) </w:t>
+      </w:r>
+      <w:r>
+        <w:t xml:space="preserve">&lt; 1 </w:t>
+      </w:r>
+      <w:proofErr w:type="gramStart"/>
+      <w:r>
+        <w:t>%}newborn.{</w:t>
+      </w:r>
+      <w:proofErr w:type="gramEnd"/>
+      <w:r>
+        <w:t xml:space="preserve">% </w:t>
+      </w:r>
+      <w:proofErr w:type="spellStart"/>
+      <w:r>
+        <w:t>elif</w:t>
+      </w:r>
+      <w:proofErr w:type="spellEnd"/>
+      <w:r>
+        <w:t xml:space="preserve"> </w:t>
+      </w:r>
+      <w:proofErr w:type="spellStart"/>
+      <w:r>
+        <w:t>child.</w:t>
+      </w:r>
+      <w:r>
+        <w:t>age_in_</w:t>
+      </w:r>
+      <w:proofErr w:type="gramStart"/>
+      <w:r>
+        <w:t>months</w:t>
+      </w:r>
+      <w:proofErr w:type="spellEnd"/>
+      <w:r>
+        <w:t>(</w:t>
+      </w:r>
+      <w:proofErr w:type="gramEnd"/>
+      <w:r>
+        <w:t>)</w:t>
+      </w:r>
+      <w:r>
+        <w:t xml:space="preserve"> == </w:t>
+      </w:r>
+      <w:r>
+        <w:t>1 %}</w:t>
+      </w:r>
+      <w:r>
+        <w:t xml:space="preserve">1 </w:t>
+      </w:r>
+      <w:proofErr w:type="gramStart"/>
+      <w:r>
+        <w:t>month</w:t>
+      </w:r>
+      <w:r>
+        <w:t>.{</w:t>
+      </w:r>
+      <w:proofErr w:type="gramEnd"/>
+      <w:r>
+        <w:t xml:space="preserve">% </w:t>
+      </w:r>
+      <w:proofErr w:type="spellStart"/>
+      <w:r>
+        <w:t>elif</w:t>
+      </w:r>
+      <w:proofErr w:type="spellEnd"/>
+      <w:r>
+        <w:t xml:space="preserve"> </w:t>
+      </w:r>
+      <w:proofErr w:type="spellStart"/>
+      <w:r>
+        <w:t>child.</w:t>
+      </w:r>
+      <w:r>
+        <w:t>age_in_</w:t>
+      </w:r>
+      <w:proofErr w:type="gramStart"/>
+      <w:r>
+        <w:t>years</w:t>
+      </w:r>
+      <w:proofErr w:type="spellEnd"/>
+      <w:r>
+        <w:t>(</w:t>
+      </w:r>
+      <w:proofErr w:type="gramEnd"/>
+      <w:r>
+        <w:t>)</w:t>
+      </w:r>
+      <w:r>
+        <w:t xml:space="preserve"> &lt; </w:t>
+      </w:r>
+      <w:r>
+        <w:t xml:space="preserve">1 </w:t>
+      </w:r>
+      <w:proofErr w:type="gramStart"/>
+      <w:r>
+        <w:t xml:space="preserve">%}{{ </w:t>
+      </w:r>
+      <w:proofErr w:type="spellStart"/>
+      <w:r>
+        <w:t>child.age</w:t>
+      </w:r>
+      <w:proofErr w:type="gramEnd"/>
+      <w:r>
+        <w:t>_in_</w:t>
+      </w:r>
+      <w:proofErr w:type="gramStart"/>
+      <w:r>
+        <w:t>months</w:t>
+      </w:r>
+      <w:proofErr w:type="spellEnd"/>
+      <w:r>
+        <w:t>() }</w:t>
+      </w:r>
+      <w:proofErr w:type="gramEnd"/>
+      <w:r>
+        <w:t xml:space="preserve">} </w:t>
+      </w:r>
+      <w:proofErr w:type="gramStart"/>
+      <w:r>
+        <w:t>months</w:t>
+      </w:r>
+      <w:r>
+        <w:t>.</w:t>
+      </w:r>
+      <w:r>
+        <w:t>{</w:t>
+      </w:r>
+      <w:proofErr w:type="gramEnd"/>
+      <w:r>
+        <w:t xml:space="preserve">% else </w:t>
+      </w:r>
+      <w:proofErr w:type="gramStart"/>
+      <w:r>
+        <w:t xml:space="preserve">%}{{ </w:t>
+      </w:r>
+      <w:proofErr w:type="spellStart"/>
+      <w:r>
+        <w:t>child.age</w:t>
+      </w:r>
+      <w:proofErr w:type="gramEnd"/>
+      <w:r>
+        <w:t>_in_</w:t>
+      </w:r>
+      <w:proofErr w:type="gramStart"/>
+      <w:r>
+        <w:t>years</w:t>
       </w:r>
       <w:proofErr w:type="spellEnd"/>
       <w:r>
         <w:t>() }}</w:t>
       </w:r>
       <w:r>
-        <w:t xml:space="preserve">, </w:t>
-      </w:r>
-      <w:r>
-        <w:t xml:space="preserve">{% if </w:t>
-      </w:r>
-      <w:proofErr w:type="spellStart"/>
-      <w:r>
-        <w:t>child.</w:t>
-      </w:r>
-      <w:r>
-        <w:t>age_in_</w:t>
-      </w:r>
-      <w:r>
-        <w:t>months</w:t>
-      </w:r>
-      <w:proofErr w:type="spellEnd"/>
-      <w:r>
-        <w:t xml:space="preserve">() </w:t>
-      </w:r>
-      <w:r>
-        <w:t xml:space="preserve">&lt; 1 %}newborn.{% </w:t>
-      </w:r>
-      <w:proofErr w:type="spellStart"/>
-      <w:r>
-        <w:t>elif</w:t>
-      </w:r>
-      <w:proofErr w:type="spellEnd"/>
-      <w:r>
-        <w:t xml:space="preserve"> </w:t>
-      </w:r>
-      <w:proofErr w:type="spellStart"/>
-      <w:r>
-        <w:t>child.</w:t>
-      </w:r>
-      <w:r>
-        <w:t>age_in_</w:t>
-      </w:r>
-      <w:r>
-        <w:t>months</w:t>
-      </w:r>
-      <w:proofErr w:type="spellEnd"/>
-      <w:r>
-        <w:t>()</w:t>
-      </w:r>
-      <w:r>
-        <w:t xml:space="preserve"> == </w:t>
-      </w:r>
-      <w:r>
-        <w:t>1 %}</w:t>
-      </w:r>
-      <w:r>
-        <w:t xml:space="preserve">1 </w:t>
-      </w:r>
-      <w:r>
-        <w:t>month</w:t>
-      </w:r>
-      <w:r>
-        <w:t xml:space="preserve">.{% </w:t>
-      </w:r>
-      <w:proofErr w:type="spellStart"/>
-      <w:r>
-        <w:t>elif</w:t>
-      </w:r>
-      <w:proofErr w:type="spellEnd"/>
-      <w:r>
-        <w:t xml:space="preserve"> </w:t>
-      </w:r>
-      <w:proofErr w:type="spellStart"/>
-      <w:r>
-        <w:t>child.</w:t>
-      </w:r>
-      <w:r>
-        <w:t>age_in_years</w:t>
-      </w:r>
-      <w:proofErr w:type="spellEnd"/>
-      <w:r>
-        <w:t>()</w:t>
-      </w:r>
-      <w:r>
-        <w:t xml:space="preserve"> &lt; </w:t>
-      </w:r>
-      <w:proofErr w:type="gramStart"/>
-      <w:r>
-        <w:t>1 %}{{</w:t>
-      </w:r>
-      <w:proofErr w:type="gramEnd"/>
-      <w:r>
-        <w:t xml:space="preserve"> </w:t>
-      </w:r>
-      <w:proofErr w:type="spellStart"/>
-      <w:r>
-        <w:t>child.age_in_months</w:t>
-      </w:r>
-      <w:proofErr w:type="spellEnd"/>
-      <w:r>
-        <w:t>() }} months</w:t>
-      </w:r>
-      <w:r>
         <w:t>.</w:t>
       </w:r>
       <w:r>
-        <w:t xml:space="preserve">{% </w:t>
-      </w:r>
-      <w:proofErr w:type="gramStart"/>
-      <w:r>
-        <w:t>else %}{{</w:t>
-      </w:r>
-      <w:proofErr w:type="gramEnd"/>
-      <w:r>
-        <w:t xml:space="preserve"> </w:t>
-      </w:r>
-      <w:proofErr w:type="spellStart"/>
-      <w:r>
-        <w:t>child.age_in_years</w:t>
-      </w:r>
-      <w:proofErr w:type="spellEnd"/>
-      <w:r>
-        <w:t>() }}</w:t>
-      </w:r>
-      <w:r>
-        <w:t>.</w:t>
-      </w:r>
-      <w:r>
-        <w:t>{% endif %}</w:t>
+        <w:t>{</w:t>
+      </w:r>
+      <w:proofErr w:type="gramEnd"/>
+      <w:r>
+        <w:t>% endif %}</w:t>
       </w:r>
     </w:p>
     <w:p>
@@ -3001,6 +3971,119 @@
       </w:rPr>
     </w:lvl>
   </w:abstractNum>
+  <w:abstractNum w:abstractNumId="6" w15:restartNumberingAfterBreak="0">
+    <w:nsid w:val="77CA5AF4"/>
+    <w:multiLevelType w:val="hybridMultilevel"/>
+    <w:tmpl w:val="12EC6952"/>
+    <w:lvl w:ilvl="0" w:tplc="04090001">
+      <w:start w:val="1"/>
+      <w:numFmt w:val="bullet"/>
+      <w:lvlText w:val=""/>
+      <w:lvlJc w:val="left"/>
+      <w:pPr>
+        <w:ind w:left="720" w:hanging="360"/>
+      </w:pPr>
+      <w:rPr>
+        <w:rFonts w:ascii="Symbol" w:hAnsi="Symbol" w:hint="default"/>
+      </w:rPr>
+    </w:lvl>
+    <w:lvl w:ilvl="1" w:tplc="04090003" w:tentative="1">
+      <w:start w:val="1"/>
+      <w:numFmt w:val="bullet"/>
+      <w:lvlText w:val="o"/>
+      <w:lvlJc w:val="left"/>
+      <w:pPr>
+        <w:ind w:left="1440" w:hanging="360"/>
+      </w:pPr>
+      <w:rPr>
+        <w:rFonts w:ascii="Courier New" w:hAnsi="Courier New" w:cs="Courier New" w:hint="default"/>
+      </w:rPr>
+    </w:lvl>
+    <w:lvl w:ilvl="2" w:tplc="04090005" w:tentative="1">
+      <w:start w:val="1"/>
+      <w:numFmt w:val="bullet"/>
+      <w:lvlText w:val=""/>
+      <w:lvlJc w:val="left"/>
+      <w:pPr>
+        <w:ind w:left="2160" w:hanging="360"/>
+      </w:pPr>
+      <w:rPr>
+        <w:rFonts w:ascii="Wingdings" w:hAnsi="Wingdings" w:hint="default"/>
+      </w:rPr>
+    </w:lvl>
+    <w:lvl w:ilvl="3" w:tplc="04090001" w:tentative="1">
+      <w:start w:val="1"/>
+      <w:numFmt w:val="bullet"/>
+      <w:lvlText w:val=""/>
+      <w:lvlJc w:val="left"/>
+      <w:pPr>
+        <w:ind w:left="2880" w:hanging="360"/>
+      </w:pPr>
+      <w:rPr>
+        <w:rFonts w:ascii="Symbol" w:hAnsi="Symbol" w:hint="default"/>
+      </w:rPr>
+    </w:lvl>
+    <w:lvl w:ilvl="4" w:tplc="04090003" w:tentative="1">
+      <w:start w:val="1"/>
+      <w:numFmt w:val="bullet"/>
+      <w:lvlText w:val="o"/>
+      <w:lvlJc w:val="left"/>
+      <w:pPr>
+        <w:ind w:left="3600" w:hanging="360"/>
+      </w:pPr>
+      <w:rPr>
+        <w:rFonts w:ascii="Courier New" w:hAnsi="Courier New" w:cs="Courier New" w:hint="default"/>
+      </w:rPr>
+    </w:lvl>
+    <w:lvl w:ilvl="5" w:tplc="04090005" w:tentative="1">
+      <w:start w:val="1"/>
+      <w:numFmt w:val="bullet"/>
+      <w:lvlText w:val=""/>
+      <w:lvlJc w:val="left"/>
+      <w:pPr>
+        <w:ind w:left="4320" w:hanging="360"/>
+      </w:pPr>
+      <w:rPr>
+        <w:rFonts w:ascii="Wingdings" w:hAnsi="Wingdings" w:hint="default"/>
+      </w:rPr>
+    </w:lvl>
+    <w:lvl w:ilvl="6" w:tplc="04090001" w:tentative="1">
+      <w:start w:val="1"/>
+      <w:numFmt w:val="bullet"/>
+      <w:lvlText w:val=""/>
+      <w:lvlJc w:val="left"/>
+      <w:pPr>
+        <w:ind w:left="5040" w:hanging="360"/>
+      </w:pPr>
+      <w:rPr>
+        <w:rFonts w:ascii="Symbol" w:hAnsi="Symbol" w:hint="default"/>
+      </w:rPr>
+    </w:lvl>
+    <w:lvl w:ilvl="7" w:tplc="04090003" w:tentative="1">
+      <w:start w:val="1"/>
+      <w:numFmt w:val="bullet"/>
+      <w:lvlText w:val="o"/>
+      <w:lvlJc w:val="left"/>
+      <w:pPr>
+        <w:ind w:left="5760" w:hanging="360"/>
+      </w:pPr>
+      <w:rPr>
+        <w:rFonts w:ascii="Courier New" w:hAnsi="Courier New" w:cs="Courier New" w:hint="default"/>
+      </w:rPr>
+    </w:lvl>
+    <w:lvl w:ilvl="8" w:tplc="04090005" w:tentative="1">
+      <w:start w:val="1"/>
+      <w:numFmt w:val="bullet"/>
+      <w:lvlText w:val=""/>
+      <w:lvlJc w:val="left"/>
+      <w:pPr>
+        <w:ind w:left="6480" w:hanging="360"/>
+      </w:pPr>
+      <w:rPr>
+        <w:rFonts w:ascii="Wingdings" w:hAnsi="Wingdings" w:hint="default"/>
+      </w:rPr>
+    </w:lvl>
+  </w:abstractNum>
   <w:num w:numId="1" w16cid:durableId="1977759024">
     <w:abstractNumId w:val="1"/>
   </w:num>
@@ -3018,6 +4101,9 @@
   </w:num>
   <w:num w:numId="6" w16cid:durableId="629092687">
     <w:abstractNumId w:val="5"/>
+  </w:num>
+  <w:num w:numId="7" w16cid:durableId="95565917">
+    <w:abstractNumId w:val="6"/>
   </w:num>
 </w:numbering>
 </file>

--- a/docassemble/MLHDivorceAndCustody/data/templates/testimony_script.docx
+++ b/docassemble/MLHDivorceAndCustody/data/templates/testimony_script.docx
@@ -249,10 +249,16 @@
     </w:p>
     <w:p>
       <w:r>
-        <w:t>{%p else %}</w:t>
-      </w:r>
-      <w:r>
-        <w:br/>
+        <w:t xml:space="preserve">{%p </w:t>
+      </w:r>
+      <w:proofErr w:type="gramStart"/>
+      <w:r>
+        <w:t>else %}</w:t>
+      </w:r>
+      <w:proofErr w:type="gramEnd"/>
+    </w:p>
+    <w:p>
+      <w:r>
         <w:t xml:space="preserve">You only need this script if: </w:t>
       </w:r>
     </w:p>
@@ -265,7 +271,13 @@
         </w:numPr>
       </w:pPr>
       <w:r>
-        <w:t xml:space="preserve">you filed a counterclaim, </w:t>
+        <w:t xml:space="preserve">you filed a </w:t>
+      </w:r>
+      <w:r>
+        <w:t>C</w:t>
+      </w:r>
+      <w:r>
+        <w:t xml:space="preserve">ounterclaim, </w:t>
       </w:r>
     </w:p>
     <w:p>
@@ -825,7 +837,13 @@
         <w:t>% endif %}</w:t>
       </w:r>
       <w:r>
-        <w:t xml:space="preserve"> filed a complaint for divorce on</w:t>
+        <w:t xml:space="preserve"> filed a </w:t>
+      </w:r>
+      <w:r>
+        <w:t>C</w:t>
+      </w:r>
+      <w:r>
+        <w:t>omplaint for divorce on</w:t>
       </w:r>
       <w:r>
         <w:t xml:space="preserve"> </w:t>
@@ -2103,7 +2121,10 @@
         <w:t>%}</w:t>
       </w:r>
       <w:r>
-        <w:t>complaint</w:t>
+        <w:t>C</w:t>
+      </w:r>
+      <w:r>
+        <w:t>omplaint</w:t>
       </w:r>
       <w:proofErr w:type="gramEnd"/>
       <w:r>
@@ -2111,7 +2132,13 @@
       </w:r>
       <w:proofErr w:type="gramStart"/>
       <w:r>
-        <w:t>%}counterclaim</w:t>
+        <w:t>%}</w:t>
+      </w:r>
+      <w:r>
+        <w:t>C</w:t>
+      </w:r>
+      <w:r>
+        <w:t>ounterclaim</w:t>
       </w:r>
       <w:proofErr w:type="gramEnd"/>
       <w:r>
@@ -2148,7 +2175,10 @@
         <w:t>%}</w:t>
       </w:r>
       <w:r>
-        <w:t>complaint</w:t>
+        <w:t>C</w:t>
+      </w:r>
+      <w:r>
+        <w:t>omplaint</w:t>
       </w:r>
       <w:proofErr w:type="gramEnd"/>
       <w:r>
@@ -2156,7 +2186,13 @@
       </w:r>
       <w:proofErr w:type="gramStart"/>
       <w:r>
-        <w:t>%}counterclaim</w:t>
+        <w:t>%}</w:t>
+      </w:r>
+      <w:r>
+        <w:t>C</w:t>
+      </w:r>
+      <w:r>
+        <w:t>ounterclaim</w:t>
       </w:r>
       <w:proofErr w:type="gramEnd"/>
       <w:r>
